--- a/Protokoll_WIP2_Final.docx
+++ b/Protokoll_WIP2_Final.docx
@@ -37,21 +37,40 @@
         <w:rPr>
           <w:color w:val="0070C0"/>
           <w:u w:val="single"/>
-          <w:lang w:val="en-US"/>
-        </w:rPr>
-      </w:pPr>
+        </w:rPr>
+      </w:pPr>
+      <w:proofErr w:type="spellStart"/>
       <w:r>
         <w:rPr>
           <w:color w:val="000000" w:themeColor="text1"/>
-          <w:lang w:val="en-US"/>
-        </w:rPr>
-        <w:t>Git repository:</w:t>
+        </w:rPr>
+        <w:t>Git</w:t>
+      </w:r>
+      <w:proofErr w:type="spellEnd"/>
+      <w:r>
+        <w:rPr>
+          <w:color w:val="000000" w:themeColor="text1"/>
+        </w:rPr>
+        <w:t xml:space="preserve"> </w:t>
+      </w:r>
+      <w:proofErr w:type="spellStart"/>
+      <w:r>
+        <w:rPr>
+          <w:color w:val="000000" w:themeColor="text1"/>
+        </w:rPr>
+        <w:t>repository</w:t>
+      </w:r>
+      <w:proofErr w:type="spellEnd"/>
+      <w:r>
+        <w:rPr>
+          <w:color w:val="000000" w:themeColor="text1"/>
+        </w:rPr>
+        <w:t>:</w:t>
       </w:r>
       <w:r>
         <w:rPr>
           <w:color w:val="000000" w:themeColor="text1"/>
           <w:u w:val="single"/>
-          <w:lang w:val="en-US"/>
         </w:rPr>
         <w:t xml:space="preserve"> </w:t>
       </w:r>
@@ -59,7 +78,6 @@
         <w:rPr>
           <w:color w:val="0070C0"/>
           <w:u w:val="single"/>
-          <w:lang w:val="en-US"/>
         </w:rPr>
         <w:t>https://github.com/lukifi1/SWEN2</w:t>
       </w:r>
@@ -833,6 +851,14 @@
       </w:r>
       <w:proofErr w:type="spellStart"/>
       <w:r>
+        <w:t>AuthViewModel</w:t>
+      </w:r>
+      <w:proofErr w:type="spellEnd"/>
+      <w:r>
+        <w:t xml:space="preserve">, </w:t>
+      </w:r>
+      <w:proofErr w:type="spellStart"/>
+      <w:r>
         <w:t>ToursViewModel</w:t>
       </w:r>
       <w:proofErr w:type="spellEnd"/>
@@ -841,6 +867,14 @@
       </w:r>
       <w:proofErr w:type="spellStart"/>
       <w:r>
+        <w:t>TourFormViewModel</w:t>
+      </w:r>
+      <w:proofErr w:type="spellEnd"/>
+      <w:r>
+        <w:t xml:space="preserve">, </w:t>
+      </w:r>
+      <w:proofErr w:type="spellStart"/>
+      <w:r>
         <w:t>TourLogsViewModel</w:t>
       </w:r>
       <w:proofErr w:type="spellEnd"/>
@@ -853,7 +887,15 @@
       </w:r>
       <w:proofErr w:type="spellEnd"/>
       <w:r>
-        <w:t xml:space="preserve"> halten UI-Zustand mit Angular Signals und stellen </w:t>
+        <w:t xml:space="preserve"> halten UI-Zustand mit Angular Signals, </w:t>
+      </w:r>
+      <w:proofErr w:type="spellStart"/>
+      <w:r>
+        <w:t>computed</w:t>
+      </w:r>
+      <w:proofErr w:type="spellEnd"/>
+      <w:r>
+        <w:t xml:space="preserve"> UI-State und </w:t>
       </w:r>
       <w:proofErr w:type="spellStart"/>
       <w:r>
@@ -861,19 +903,31 @@
       </w:r>
       <w:proofErr w:type="spellEnd"/>
       <w:r>
-        <w:t xml:space="preserve"> f</w:t>
-      </w:r>
-      <w:r>
-        <w:t>ü</w:t>
-      </w:r>
-      <w:r>
-        <w:t>r die Views bereit. Komponenten bleiben dadurch st</w:t>
-      </w:r>
-      <w:r>
-        <w:t>ä</w:t>
-      </w:r>
-      <w:r>
-        <w:t>rker auf Darstellung und Binding fokussiert.</w:t>
+        <w:t xml:space="preserve"> für die Views bereit. </w:t>
+      </w:r>
+      <w:proofErr w:type="spellStart"/>
+      <w:r>
+        <w:t>AuthViewModel</w:t>
+      </w:r>
+      <w:proofErr w:type="spellEnd"/>
+      <w:r>
+        <w:t xml:space="preserve"> kapselt Login/Register-State, </w:t>
+      </w:r>
+      <w:proofErr w:type="spellStart"/>
+      <w:r>
+        <w:t>TourFormViewModel</w:t>
+      </w:r>
+      <w:proofErr w:type="spellEnd"/>
+      <w:r>
+        <w:t xml:space="preserve"> kapselt Formularlogik, Location-</w:t>
+      </w:r>
+      <w:proofErr w:type="spellStart"/>
+      <w:r>
+        <w:t>Autocomplete</w:t>
+      </w:r>
+      <w:proofErr w:type="spellEnd"/>
+      <w:r>
+        <w:t>, Bild-Upload und DTO-Erzeugung. Komponenten bleiben dadurch stärker auf Darstellung und Binding fokussiert.</w:t>
       </w:r>
     </w:p>
     <w:p>
@@ -2437,6 +2491,14 @@
       </w:r>
       <w:proofErr w:type="spellStart"/>
       <w:r>
+        <w:t>AuthViewModel</w:t>
+      </w:r>
+      <w:proofErr w:type="spellEnd"/>
+      <w:r>
+        <w:t xml:space="preserve">, </w:t>
+      </w:r>
+      <w:proofErr w:type="spellStart"/>
+      <w:r>
         <w:t>ToursViewModel</w:t>
       </w:r>
       <w:proofErr w:type="spellEnd"/>
@@ -2445,6 +2507,14 @@
       </w:r>
       <w:proofErr w:type="spellStart"/>
       <w:r>
+        <w:t>TourFormViewModel</w:t>
+      </w:r>
+      <w:proofErr w:type="spellEnd"/>
+      <w:r>
+        <w:t xml:space="preserve">, </w:t>
+      </w:r>
+      <w:proofErr w:type="spellStart"/>
+      <w:r>
         <w:t>TourLogsViewModel</w:t>
       </w:r>
       <w:proofErr w:type="spellEnd"/>
@@ -2457,7 +2527,21 @@
       </w:r>
       <w:proofErr w:type="spellEnd"/>
       <w:r>
-        <w:t xml:space="preserve"> halten den signal-basierten UI-State und stellen Aktionen für die Views bereit. API-Services wie </w:t>
+        <w:t xml:space="preserve"> halten den signal-basierten UI-State und stellen Aktionen für die Views bereit. Dadurch kennen komplexe Komponenten keine API-Details für Login/Register, Import/Export, </w:t>
+      </w:r>
+      <w:proofErr w:type="spellStart"/>
+      <w:r>
+        <w:t>Autocomplete</w:t>
+      </w:r>
+      <w:proofErr w:type="spellEnd"/>
+      <w:r>
+        <w:t>, Upload oder DTO-Mapping.</w:t>
+      </w:r>
+      <w:r>
+        <w:t xml:space="preserve"> </w:t>
+      </w:r>
+      <w:r>
+        <w:t xml:space="preserve">API-Services wie </w:t>
       </w:r>
       <w:proofErr w:type="spellStart"/>
       <w:r>
@@ -2784,6 +2868,7 @@
     </w:p>
     <w:p>
       <w:r>
+        <w:lastRenderedPageBreak/>
         <w:t xml:space="preserve">6. </w:t>
       </w:r>
       <w:proofErr w:type="spellStart"/>
@@ -2825,7 +2910,6 @@
     </w:p>
     <w:p>
       <w:r>
-        <w:lastRenderedPageBreak/>
         <w:t>7. F</w:t>
       </w:r>
       <w:r>
@@ -3395,6 +3479,7 @@
     </w:p>
     <w:p>
       <w:r>
+        <w:lastRenderedPageBreak/>
         <w:t xml:space="preserve">Außerdem waren diese Dienste/Bibliotheken in der Angabe vorgegeben. </w:t>
       </w:r>
     </w:p>
@@ -3404,7 +3489,6 @@
           <w:b/>
           <w:bCs/>
         </w:rPr>
-        <w:lastRenderedPageBreak/>
         <w:t xml:space="preserve">Log4j2 </w:t>
       </w:r>
       <w:r>
@@ -3486,7 +3570,13 @@
     </w:p>
     <w:p>
       <w:r>
-        <w:t>Im Backend sind 73 @Test-Methoden vorhanden. Die Tests konzentrieren sich auf fachlich kritische Pfade, weil Fehler dort Datenverlust, Sicherheitsprobleme oder falsche Berechnungen verursachen könnten.</w:t>
+        <w:t>Im Backend sind 7</w:t>
+      </w:r>
+      <w:r>
+        <w:t>7</w:t>
+      </w:r>
+      <w:r>
+        <w:t xml:space="preserve"> @Test-Methoden vorhanden. Die Tests konzentrieren sich auf fachlich kritische Pfade, weil Fehler dort Datenverlust, Sicherheitsprobleme oder falsche Berechnungen verursachen könnten.</w:t>
       </w:r>
     </w:p>
     <w:p>
@@ -3753,7 +3843,35 @@
       </w:r>
       <w:proofErr w:type="spellEnd"/>
       <w:r>
-        <w:t xml:space="preserve"> vorhanden. Der Hauptfokus der Finaltests liegt jedoch auf dem Backend.</w:t>
+        <w:t xml:space="preserve"> vorhanden. Sie prüfen API-Services, Auth-Session-State, </w:t>
+      </w:r>
+      <w:proofErr w:type="spellStart"/>
+      <w:r>
+        <w:t>ViewModel-Commands</w:t>
+      </w:r>
+      <w:proofErr w:type="spellEnd"/>
+      <w:r>
+        <w:t xml:space="preserve">, </w:t>
+      </w:r>
+      <w:proofErr w:type="spellStart"/>
+      <w:r>
+        <w:t>Autocomplete</w:t>
+      </w:r>
+      <w:proofErr w:type="spellEnd"/>
+      <w:r>
+        <w:t xml:space="preserve">, Bild-Upload, DTO-Mapping und abgeleiteten </w:t>
+      </w:r>
+      <w:proofErr w:type="spellStart"/>
+      <w:r>
+        <w:t>computed</w:t>
+      </w:r>
+      <w:proofErr w:type="spellEnd"/>
+      <w:r>
+        <w:t xml:space="preserve"> </w:t>
+      </w:r>
+      <w:r>
+        <w:lastRenderedPageBreak/>
+        <w:t>UI-State. Der Backend-Fokus liegt zusätzlich auf fachlich kritischen Services, Security-Flows und Integrationspunkten.</w:t>
       </w:r>
     </w:p>
     <w:p>
@@ -3761,84 +3879,1234 @@
         <w:pStyle w:val="Heading1"/>
       </w:pPr>
       <w:r>
+        <w:t>11. Uniq</w:t>
+      </w:r>
+      <w:r>
+        <w:t>ue</w:t>
+      </w:r>
+      <w:r>
+        <w:t xml:space="preserve"> Feature: </w:t>
+      </w:r>
+      <w:proofErr w:type="spellStart"/>
+      <w:r>
+        <w:t>Statistics</w:t>
+      </w:r>
+      <w:proofErr w:type="spellEnd"/>
+      <w:r>
+        <w:t xml:space="preserve"> Dashboard</w:t>
+      </w:r>
+    </w:p>
+    <w:p>
+      <w:r>
+        <w:t>Das Uniq</w:t>
+      </w:r>
+      <w:r>
+        <w:t>ue</w:t>
+      </w:r>
+      <w:r>
+        <w:t xml:space="preserve"> Feature der Anwendung ist das Statistik-Dashboard. Es </w:t>
+      </w:r>
+      <w:r>
+        <w:t>vereint</w:t>
+      </w:r>
+      <w:r>
+        <w:t xml:space="preserve"> alle Touren und Logs eines Benutzers und stellt wichtige Kennzahlen </w:t>
+      </w:r>
+      <w:r>
+        <w:t>ü</w:t>
+      </w:r>
+      <w:r>
+        <w:t>bersichtlich dar.</w:t>
+      </w:r>
+    </w:p>
+    <w:p>
+      <w:r>
+        <w:t>Angezeigt werden Gesamtanzahl der Touren und Logs, geplante Tourdistanz, tats</w:t>
+      </w:r>
+      <w:r>
+        <w:t>ä</w:t>
+      </w:r>
+      <w:r>
+        <w:t xml:space="preserve">chlich geloggte Distanz, geloggte Zeit, durchschnittliche Bewertung, Schwierigkeitsverteilung, Bewertungsverteilung, Touren nach Transporttyp, geloggte Distanz </w:t>
+      </w:r>
+      <w:r>
+        <w:t>ü</w:t>
+      </w:r>
+      <w:r>
+        <w:t xml:space="preserve">ber Zeit und ein Ranking der beliebtesten Touren </w:t>
+      </w:r>
+      <w:r>
+        <w:t>mit Child</w:t>
+      </w:r>
+      <w:r>
+        <w:t>-</w:t>
+      </w:r>
+      <w:proofErr w:type="spellStart"/>
+      <w:r>
+        <w:t>friendliness</w:t>
+      </w:r>
+      <w:proofErr w:type="spellEnd"/>
+      <w:r>
+        <w:t>-Label.</w:t>
+      </w:r>
+    </w:p>
+    <w:p>
+      <w:r>
+        <w:t xml:space="preserve">Das Feature verwendet mehrere Teile der Anwendung gleichzeitig: Persistenz, Logs, berechnete Attribute, Aggregationslogik, DTOs, API-Service, </w:t>
+      </w:r>
+      <w:proofErr w:type="spellStart"/>
+      <w:r>
+        <w:t>ViewModel</w:t>
+      </w:r>
+      <w:proofErr w:type="spellEnd"/>
+      <w:r>
+        <w:t xml:space="preserve"> und wiederverwendbare Chart-Komponenten und macht sie übersichtlich darstellbar. </w:t>
+      </w:r>
+    </w:p>
+    <w:p>
+      <w:pPr>
+        <w:pStyle w:val="Heading1"/>
+      </w:pPr>
+      <w:r>
+        <w:t>12. Zeiterfassung</w:t>
+      </w:r>
+    </w:p>
+    <w:p>
+      <w:r>
+        <w:t>Lukas</w:t>
+      </w:r>
+      <w:r>
+        <w:t xml:space="preserve">: </w:t>
+      </w:r>
+      <w:r>
+        <w:t xml:space="preserve"> Repository angelegt und initialer Projektstand vorbereitet</w:t>
+      </w:r>
+      <w:r>
+        <w:t>, Projektsetup, README, erster Angular-Frontend-</w:t>
+      </w:r>
+      <w:proofErr w:type="spellStart"/>
+      <w:r>
+        <w:t>Draft</w:t>
+      </w:r>
+      <w:proofErr w:type="spellEnd"/>
+      <w:r>
+        <w:t xml:space="preserve"> und Grundstruktur</w:t>
+      </w:r>
+      <w:r>
+        <w:t xml:space="preserve"> | ca. </w:t>
+      </w:r>
+      <w:r>
+        <w:t>6</w:t>
+      </w:r>
+      <w:r>
+        <w:t xml:space="preserve"> h | Initial </w:t>
+      </w:r>
+      <w:proofErr w:type="spellStart"/>
+      <w:r>
+        <w:t>commit</w:t>
+      </w:r>
+      <w:proofErr w:type="spellEnd"/>
+      <w:r>
+        <w:t xml:space="preserve">, </w:t>
+      </w:r>
+      <w:r>
+        <w:t xml:space="preserve">initial </w:t>
+      </w:r>
+      <w:proofErr w:type="spellStart"/>
+      <w:r>
+        <w:t>setup</w:t>
+      </w:r>
+      <w:proofErr w:type="spellEnd"/>
+      <w:r>
+        <w:t xml:space="preserve">, </w:t>
+      </w:r>
+      <w:proofErr w:type="spellStart"/>
+      <w:r>
+        <w:t>first</w:t>
+      </w:r>
+      <w:proofErr w:type="spellEnd"/>
+      <w:r>
+        <w:t xml:space="preserve"> draft </w:t>
+      </w:r>
+      <w:proofErr w:type="spellStart"/>
+      <w:r>
+        <w:t>of</w:t>
+      </w:r>
+      <w:proofErr w:type="spellEnd"/>
+      <w:r>
+        <w:t xml:space="preserve"> frontend, README </w:t>
+      </w:r>
+      <w:proofErr w:type="spellStart"/>
+      <w:r>
+        <w:t>commits</w:t>
+      </w:r>
+      <w:proofErr w:type="spellEnd"/>
+    </w:p>
+    <w:p>
+      <w:r>
+        <w:t>Lukas</w:t>
+      </w:r>
+      <w:r>
+        <w:t xml:space="preserve">: </w:t>
+      </w:r>
+      <w:r>
+        <w:t xml:space="preserve">Frontend-Design verbessert, Komponentenverwendung </w:t>
+      </w:r>
+      <w:r>
+        <w:t>ü</w:t>
+      </w:r>
+      <w:r>
+        <w:t xml:space="preserve">berarbeitet, </w:t>
+      </w:r>
+      <w:proofErr w:type="spellStart"/>
+      <w:r>
+        <w:t>ActionButton</w:t>
+      </w:r>
+      <w:proofErr w:type="spellEnd"/>
+      <w:r>
+        <w:t xml:space="preserve">-Styling, </w:t>
+      </w:r>
+      <w:proofErr w:type="spellStart"/>
+      <w:r>
+        <w:t>Leaflet</w:t>
+      </w:r>
+      <w:proofErr w:type="spellEnd"/>
+      <w:r>
+        <w:t>-Karte eingebunden | ca. 5 h | Frontend design/</w:t>
+      </w:r>
+      <w:proofErr w:type="spellStart"/>
+      <w:r>
+        <w:t>component</w:t>
+      </w:r>
+      <w:proofErr w:type="spellEnd"/>
+      <w:r>
+        <w:t xml:space="preserve"> </w:t>
+      </w:r>
+      <w:proofErr w:type="spellStart"/>
+      <w:r>
+        <w:t>usage</w:t>
+      </w:r>
+      <w:proofErr w:type="spellEnd"/>
+      <w:r>
+        <w:t xml:space="preserve">, </w:t>
+      </w:r>
+      <w:proofErr w:type="spellStart"/>
+      <w:r>
+        <w:t>colors</w:t>
+      </w:r>
+      <w:proofErr w:type="spellEnd"/>
+      <w:r>
+        <w:t xml:space="preserve">, </w:t>
+      </w:r>
+      <w:proofErr w:type="spellStart"/>
+      <w:r>
+        <w:t>leaflet</w:t>
+      </w:r>
+      <w:proofErr w:type="spellEnd"/>
+      <w:r>
+        <w:t xml:space="preserve"> </w:t>
+      </w:r>
+      <w:proofErr w:type="spellStart"/>
+      <w:r>
+        <w:t>map</w:t>
+      </w:r>
+      <w:proofErr w:type="spellEnd"/>
+    </w:p>
+    <w:p>
+      <w:r>
+        <w:t xml:space="preserve"> Franziska</w:t>
+      </w:r>
+      <w:r>
+        <w:t xml:space="preserve">: </w:t>
+      </w:r>
+      <w:r>
+        <w:t xml:space="preserve"> Zwischenprotokoll erstellt und README aktualisiert | ca. </w:t>
+      </w:r>
+      <w:r>
+        <w:t>5</w:t>
+      </w:r>
+      <w:r>
+        <w:t xml:space="preserve"> h | </w:t>
+      </w:r>
+      <w:proofErr w:type="spellStart"/>
+      <w:r>
+        <w:t>Added</w:t>
+      </w:r>
+      <w:proofErr w:type="spellEnd"/>
+      <w:r>
+        <w:t xml:space="preserve"> </w:t>
+      </w:r>
+      <w:proofErr w:type="spellStart"/>
+      <w:r>
+        <w:t>protocol</w:t>
+      </w:r>
+      <w:proofErr w:type="spellEnd"/>
+      <w:r>
+        <w:t xml:space="preserve"> and </w:t>
+      </w:r>
+      <w:proofErr w:type="spellStart"/>
+      <w:r>
+        <w:t>updated</w:t>
+      </w:r>
+      <w:proofErr w:type="spellEnd"/>
+      <w:r>
+        <w:t xml:space="preserve"> README</w:t>
+      </w:r>
+    </w:p>
+    <w:p>
+      <w:pPr>
+        <w:rPr>
+          <w:lang w:val="en-US"/>
+        </w:rPr>
+      </w:pPr>
+      <w:r>
+        <w:rPr>
+          <w:lang w:val="en-US"/>
+        </w:rPr>
+        <w:t>Franziska</w:t>
+      </w:r>
+      <w:r>
+        <w:rPr>
+          <w:lang w:val="en-US"/>
+        </w:rPr>
+        <w:t>:</w:t>
+      </w:r>
+      <w:r>
+        <w:rPr>
+          <w:lang w:val="en-US"/>
+        </w:rPr>
+        <w:t xml:space="preserve"> Angular-State f</w:t>
+      </w:r>
+      <w:r>
+        <w:rPr>
+          <w:lang w:val="en-US"/>
+        </w:rPr>
+        <w:t>ü</w:t>
+      </w:r>
+      <w:r>
+        <w:rPr>
+          <w:lang w:val="en-US"/>
+        </w:rPr>
+        <w:t xml:space="preserve">r </w:t>
+      </w:r>
+      <w:proofErr w:type="spellStart"/>
+      <w:r>
+        <w:rPr>
+          <w:lang w:val="en-US"/>
+        </w:rPr>
+        <w:t>showTourForm</w:t>
+      </w:r>
+      <w:proofErr w:type="spellEnd"/>
+      <w:r>
+        <w:rPr>
+          <w:lang w:val="en-US"/>
+        </w:rPr>
+        <w:t xml:space="preserve"> auf Signal </w:t>
+      </w:r>
+      <w:proofErr w:type="spellStart"/>
+      <w:r>
+        <w:rPr>
+          <w:lang w:val="en-US"/>
+        </w:rPr>
+        <w:t>umgestellt</w:t>
+      </w:r>
+      <w:proofErr w:type="spellEnd"/>
+      <w:r>
+        <w:rPr>
+          <w:lang w:val="en-US"/>
+        </w:rPr>
+        <w:t xml:space="preserve"> | ca. 1 h | introduce signal for </w:t>
+      </w:r>
+      <w:proofErr w:type="spellStart"/>
+      <w:r>
+        <w:rPr>
+          <w:lang w:val="en-US"/>
+        </w:rPr>
+        <w:t>showTourForm</w:t>
+      </w:r>
+      <w:proofErr w:type="spellEnd"/>
+    </w:p>
+    <w:p>
+      <w:pPr>
+        <w:rPr>
+          <w:lang w:val="en-US"/>
+        </w:rPr>
+      </w:pPr>
+      <w:r>
+        <w:rPr>
+          <w:lang w:val="en-US"/>
+        </w:rPr>
+        <w:t>Franziska</w:t>
+      </w:r>
+      <w:r>
+        <w:rPr>
+          <w:lang w:val="en-US"/>
+        </w:rPr>
+        <w:t xml:space="preserve">: </w:t>
+      </w:r>
+      <w:r>
+        <w:rPr>
+          <w:lang w:val="en-US"/>
+        </w:rPr>
+        <w:t xml:space="preserve"> </w:t>
+      </w:r>
+      <w:proofErr w:type="spellStart"/>
+      <w:r>
+        <w:rPr>
+          <w:lang w:val="en-US"/>
+        </w:rPr>
+        <w:t>editMode</w:t>
+      </w:r>
+      <w:proofErr w:type="spellEnd"/>
+      <w:r>
+        <w:rPr>
+          <w:lang w:val="en-US"/>
+        </w:rPr>
+        <w:t xml:space="preserve"> auf Signal </w:t>
+      </w:r>
+      <w:proofErr w:type="spellStart"/>
+      <w:r>
+        <w:rPr>
+          <w:lang w:val="en-US"/>
+        </w:rPr>
+        <w:t>umgestellt</w:t>
+      </w:r>
+      <w:proofErr w:type="spellEnd"/>
+      <w:r>
+        <w:rPr>
+          <w:lang w:val="en-US"/>
+        </w:rPr>
+        <w:t xml:space="preserve"> und Angular Template Control Flow </w:t>
+      </w:r>
+      <w:proofErr w:type="spellStart"/>
+      <w:r>
+        <w:rPr>
+          <w:lang w:val="en-US"/>
+        </w:rPr>
+        <w:t>modernisiert</w:t>
+      </w:r>
+      <w:proofErr w:type="spellEnd"/>
+      <w:r>
+        <w:rPr>
+          <w:lang w:val="en-US"/>
+        </w:rPr>
+        <w:t xml:space="preserve"> | ca. 3 h | convert </w:t>
+      </w:r>
+      <w:proofErr w:type="spellStart"/>
+      <w:r>
+        <w:rPr>
+          <w:lang w:val="en-US"/>
+        </w:rPr>
+        <w:t>editMode</w:t>
+      </w:r>
+      <w:proofErr w:type="spellEnd"/>
+      <w:r>
+        <w:rPr>
+          <w:lang w:val="en-US"/>
+        </w:rPr>
+        <w:t xml:space="preserve"> to signal, migrate to new control flow syntax</w:t>
+      </w:r>
+    </w:p>
+    <w:p>
+      <w:pPr>
+        <w:rPr>
+          <w:lang w:val="en-US"/>
+        </w:rPr>
+      </w:pPr>
+      <w:r>
+        <w:rPr>
+          <w:lang w:val="en-US"/>
+        </w:rPr>
+        <w:t>Lukas</w:t>
+      </w:r>
+      <w:r>
+        <w:rPr>
+          <w:lang w:val="en-US"/>
+        </w:rPr>
+        <w:t xml:space="preserve">: </w:t>
+      </w:r>
+      <w:r>
+        <w:rPr>
+          <w:lang w:val="en-US"/>
+        </w:rPr>
+        <w:t xml:space="preserve"> </w:t>
+      </w:r>
+      <w:proofErr w:type="spellStart"/>
+      <w:r>
+        <w:rPr>
+          <w:lang w:val="en-US"/>
+        </w:rPr>
+        <w:t>Koordinatenunterst</w:t>
+      </w:r>
+      <w:r>
+        <w:rPr>
+          <w:lang w:val="en-US"/>
+        </w:rPr>
+        <w:t>ü</w:t>
+      </w:r>
+      <w:r>
+        <w:rPr>
+          <w:lang w:val="en-US"/>
+        </w:rPr>
+        <w:t>tzung</w:t>
+      </w:r>
+      <w:proofErr w:type="spellEnd"/>
+      <w:r>
+        <w:rPr>
+          <w:lang w:val="en-US"/>
+        </w:rPr>
+        <w:t xml:space="preserve"> f</w:t>
+      </w:r>
+      <w:r>
+        <w:rPr>
+          <w:lang w:val="en-US"/>
+        </w:rPr>
+        <w:t>ü</w:t>
+      </w:r>
+      <w:r>
+        <w:rPr>
+          <w:lang w:val="en-US"/>
+        </w:rPr>
+        <w:t xml:space="preserve">r </w:t>
+      </w:r>
+      <w:proofErr w:type="spellStart"/>
+      <w:r>
+        <w:rPr>
+          <w:lang w:val="en-US"/>
+        </w:rPr>
+        <w:t>Tourdaten</w:t>
+      </w:r>
+      <w:proofErr w:type="spellEnd"/>
+      <w:r>
+        <w:rPr>
+          <w:lang w:val="en-US"/>
+        </w:rPr>
+        <w:t xml:space="preserve"> </w:t>
+      </w:r>
+      <w:proofErr w:type="spellStart"/>
+      <w:r>
+        <w:rPr>
+          <w:lang w:val="en-US"/>
+        </w:rPr>
+        <w:t>erg</w:t>
+      </w:r>
+      <w:r>
+        <w:rPr>
+          <w:lang w:val="en-US"/>
+        </w:rPr>
+        <w:t>ä</w:t>
+      </w:r>
+      <w:r>
+        <w:rPr>
+          <w:lang w:val="en-US"/>
+        </w:rPr>
+        <w:t>nzt</w:t>
+      </w:r>
+      <w:proofErr w:type="spellEnd"/>
+      <w:r>
+        <w:rPr>
+          <w:lang w:val="en-US"/>
+        </w:rPr>
+        <w:t xml:space="preserve"> | ca. 2 h | support for saving longitude and latitude</w:t>
+      </w:r>
+    </w:p>
+    <w:p>
+      <w:pPr>
+        <w:rPr>
+          <w:lang w:val="en-US"/>
+        </w:rPr>
+      </w:pPr>
+      <w:r>
+        <w:rPr>
+          <w:lang w:val="en-US"/>
+        </w:rPr>
+        <w:t>Lukas</w:t>
+      </w:r>
+      <w:r>
+        <w:rPr>
+          <w:lang w:val="en-US"/>
+        </w:rPr>
+        <w:t xml:space="preserve">: </w:t>
+      </w:r>
+      <w:r>
+        <w:rPr>
+          <w:lang w:val="en-US"/>
+        </w:rPr>
+        <w:t xml:space="preserve"> Backend-</w:t>
+      </w:r>
+      <w:proofErr w:type="spellStart"/>
+      <w:r>
+        <w:rPr>
+          <w:lang w:val="en-US"/>
+        </w:rPr>
+        <w:t>Struktur</w:t>
+      </w:r>
+      <w:proofErr w:type="spellEnd"/>
+      <w:r>
+        <w:rPr>
+          <w:lang w:val="en-US"/>
+        </w:rPr>
+        <w:t xml:space="preserve"> </w:t>
+      </w:r>
+      <w:proofErr w:type="spellStart"/>
+      <w:r>
+        <w:rPr>
+          <w:lang w:val="en-US"/>
+        </w:rPr>
+        <w:t>entworfen</w:t>
+      </w:r>
+      <w:proofErr w:type="spellEnd"/>
+      <w:r>
+        <w:rPr>
+          <w:lang w:val="en-US"/>
+        </w:rPr>
+        <w:t xml:space="preserve">, Spring Security Dependency </w:t>
+      </w:r>
+      <w:proofErr w:type="spellStart"/>
+      <w:r>
+        <w:rPr>
+          <w:lang w:val="en-US"/>
+        </w:rPr>
+        <w:t>erg</w:t>
+      </w:r>
+      <w:r>
+        <w:rPr>
+          <w:lang w:val="en-US"/>
+        </w:rPr>
+        <w:t>ä</w:t>
+      </w:r>
+      <w:r>
+        <w:rPr>
+          <w:lang w:val="en-US"/>
+        </w:rPr>
+        <w:t>nzt</w:t>
+      </w:r>
+      <w:proofErr w:type="spellEnd"/>
+      <w:r>
+        <w:rPr>
+          <w:lang w:val="en-US"/>
+        </w:rPr>
+        <w:t xml:space="preserve">, </w:t>
+      </w:r>
+      <w:proofErr w:type="spellStart"/>
+      <w:r>
+        <w:rPr>
+          <w:lang w:val="en-US"/>
+        </w:rPr>
+        <w:t>erster</w:t>
+      </w:r>
+      <w:proofErr w:type="spellEnd"/>
+      <w:r>
+        <w:rPr>
+          <w:lang w:val="en-US"/>
+        </w:rPr>
+        <w:t xml:space="preserve"> </w:t>
+      </w:r>
+      <w:proofErr w:type="spellStart"/>
+      <w:r>
+        <w:rPr>
+          <w:lang w:val="en-US"/>
+        </w:rPr>
+        <w:t>Datenbankanbindungsversuch</w:t>
+      </w:r>
+      <w:proofErr w:type="spellEnd"/>
+      <w:r>
+        <w:rPr>
+          <w:lang w:val="en-US"/>
+        </w:rPr>
+        <w:t xml:space="preserve"> | ca. 4 h | backend outline, first backend draft, </w:t>
+      </w:r>
+      <w:proofErr w:type="spellStart"/>
+      <w:r>
+        <w:rPr>
+          <w:lang w:val="en-US"/>
+        </w:rPr>
+        <w:t>db</w:t>
+      </w:r>
+      <w:proofErr w:type="spellEnd"/>
+      <w:r>
+        <w:rPr>
+          <w:lang w:val="en-US"/>
+        </w:rPr>
+        <w:t xml:space="preserve"> connection not working yet</w:t>
+      </w:r>
+    </w:p>
+    <w:p>
+      <w:pPr>
+        <w:rPr>
+          <w:lang w:val="en-US"/>
+        </w:rPr>
+      </w:pPr>
+      <w:r>
+        <w:rPr>
+          <w:lang w:val="en-US"/>
+        </w:rPr>
+        <w:t>Lukas</w:t>
+      </w:r>
+      <w:r>
+        <w:rPr>
+          <w:lang w:val="en-US"/>
+        </w:rPr>
+        <w:t xml:space="preserve">: </w:t>
+      </w:r>
+      <w:r>
+        <w:rPr>
+          <w:lang w:val="en-US"/>
+        </w:rPr>
+        <w:t xml:space="preserve"> Backend final neu </w:t>
+      </w:r>
+      <w:proofErr w:type="spellStart"/>
+      <w:r>
+        <w:rPr>
+          <w:lang w:val="en-US"/>
+        </w:rPr>
+        <w:t>strukturiert</w:t>
+      </w:r>
+      <w:proofErr w:type="spellEnd"/>
+      <w:r>
+        <w:rPr>
+          <w:lang w:val="en-US"/>
+        </w:rPr>
+        <w:t>: Dependencies, Properties, Logging, REST-Client-</w:t>
+      </w:r>
+      <w:proofErr w:type="spellStart"/>
+      <w:r>
+        <w:rPr>
+          <w:lang w:val="en-US"/>
+        </w:rPr>
+        <w:t>Konfiguration</w:t>
+      </w:r>
+      <w:proofErr w:type="spellEnd"/>
+      <w:r>
+        <w:rPr>
+          <w:lang w:val="en-US"/>
+        </w:rPr>
+        <w:t>, Security Config, JWT-Filter, Exception-</w:t>
+      </w:r>
+      <w:proofErr w:type="spellStart"/>
+      <w:r>
+        <w:rPr>
+          <w:lang w:val="en-US"/>
+        </w:rPr>
+        <w:t>Hierarchie</w:t>
+      </w:r>
+      <w:proofErr w:type="spellEnd"/>
+      <w:r>
+        <w:rPr>
+          <w:lang w:val="en-US"/>
+        </w:rPr>
+        <w:t xml:space="preserve">, </w:t>
+      </w:r>
+      <w:proofErr w:type="spellStart"/>
+      <w:r>
+        <w:rPr>
+          <w:lang w:val="en-US"/>
+        </w:rPr>
+        <w:t>GlobalExceptionHandler</w:t>
+      </w:r>
+      <w:proofErr w:type="spellEnd"/>
+      <w:r>
+        <w:rPr>
+          <w:lang w:val="en-US"/>
+        </w:rPr>
+        <w:t xml:space="preserve">, Entities und Tour-DTOs | ca. 8 h | </w:t>
+      </w:r>
+      <w:proofErr w:type="spellStart"/>
+      <w:r>
+        <w:rPr>
+          <w:lang w:val="en-US"/>
+        </w:rPr>
+        <w:t>mehrere</w:t>
+      </w:r>
+      <w:proofErr w:type="spellEnd"/>
+      <w:r>
+        <w:rPr>
+          <w:lang w:val="en-US"/>
+        </w:rPr>
+        <w:t xml:space="preserve"> Backend-</w:t>
+      </w:r>
+      <w:proofErr w:type="spellStart"/>
+      <w:r>
+        <w:rPr>
+          <w:lang w:val="en-US"/>
+        </w:rPr>
+        <w:t>Konfigurations</w:t>
+      </w:r>
+      <w:proofErr w:type="spellEnd"/>
+      <w:r>
+        <w:rPr>
+          <w:lang w:val="en-US"/>
+        </w:rPr>
+        <w:t xml:space="preserve">- und </w:t>
+      </w:r>
+      <w:proofErr w:type="spellStart"/>
+      <w:r>
+        <w:rPr>
+          <w:lang w:val="en-US"/>
+        </w:rPr>
+        <w:t>Strukturcommits</w:t>
+      </w:r>
+      <w:proofErr w:type="spellEnd"/>
+    </w:p>
+    <w:p>
+      <w:pPr>
+        <w:rPr>
+          <w:lang w:val="en-US"/>
+        </w:rPr>
+      </w:pPr>
+      <w:r>
+        <w:rPr>
+          <w:lang w:val="en-US"/>
+        </w:rPr>
+        <w:t>Lukas</w:t>
+      </w:r>
+      <w:r>
+        <w:rPr>
+          <w:lang w:val="en-US"/>
+        </w:rPr>
+        <w:t xml:space="preserve">: </w:t>
+      </w:r>
+      <w:r>
+        <w:rPr>
+          <w:lang w:val="en-US"/>
+        </w:rPr>
+        <w:t xml:space="preserve">DTOs, Mapper, </w:t>
+      </w:r>
+      <w:proofErr w:type="spellStart"/>
+      <w:r>
+        <w:rPr>
+          <w:lang w:val="en-US"/>
+        </w:rPr>
+        <w:t>benutzerbezogene</w:t>
+      </w:r>
+      <w:proofErr w:type="spellEnd"/>
+      <w:r>
+        <w:rPr>
+          <w:lang w:val="en-US"/>
+        </w:rPr>
+        <w:t xml:space="preserve"> Repositories und </w:t>
+      </w:r>
+      <w:proofErr w:type="spellStart"/>
+      <w:r>
+        <w:rPr>
+          <w:lang w:val="en-US"/>
+        </w:rPr>
+        <w:t>berechnete</w:t>
+      </w:r>
+      <w:proofErr w:type="spellEnd"/>
+      <w:r>
+        <w:rPr>
+          <w:lang w:val="en-US"/>
+        </w:rPr>
+        <w:t xml:space="preserve"> Attribute </w:t>
+      </w:r>
+      <w:proofErr w:type="spellStart"/>
+      <w:r>
+        <w:rPr>
+          <w:lang w:val="en-US"/>
+        </w:rPr>
+        <w:t>implementiert</w:t>
+      </w:r>
+      <w:proofErr w:type="spellEnd"/>
+      <w:r>
+        <w:rPr>
+          <w:lang w:val="en-US"/>
+        </w:rPr>
+        <w:t xml:space="preserve"> | ca. 7 h | auth/log/error/image/import/stats DTOs, repositories, mappers, computed attributes</w:t>
+      </w:r>
+    </w:p>
+    <w:p>
+      <w:pPr>
+        <w:rPr>
+          <w:lang w:val="en-US"/>
+        </w:rPr>
+      </w:pPr>
+      <w:r>
+        <w:rPr>
+          <w:lang w:val="en-US"/>
+        </w:rPr>
+        <w:t>Lukas</w:t>
+      </w:r>
+      <w:r>
+        <w:rPr>
+          <w:lang w:val="en-US"/>
+        </w:rPr>
+        <w:t>:</w:t>
+      </w:r>
+      <w:r>
+        <w:rPr>
+          <w:lang w:val="en-US"/>
+        </w:rPr>
+        <w:t xml:space="preserve"> </w:t>
+      </w:r>
+      <w:proofErr w:type="spellStart"/>
+      <w:r>
+        <w:rPr>
+          <w:lang w:val="en-US"/>
+        </w:rPr>
+        <w:t>Zentrale</w:t>
+      </w:r>
+      <w:proofErr w:type="spellEnd"/>
+      <w:r>
+        <w:rPr>
+          <w:lang w:val="en-US"/>
+        </w:rPr>
+        <w:t xml:space="preserve"> Business-Services </w:t>
+      </w:r>
+      <w:proofErr w:type="spellStart"/>
+      <w:r>
+        <w:rPr>
+          <w:lang w:val="en-US"/>
+        </w:rPr>
+        <w:t>implementiert</w:t>
+      </w:r>
+      <w:proofErr w:type="spellEnd"/>
+      <w:r>
+        <w:rPr>
+          <w:lang w:val="en-US"/>
+        </w:rPr>
+        <w:t xml:space="preserve">: Auth, </w:t>
+      </w:r>
+      <w:proofErr w:type="spellStart"/>
+      <w:r>
+        <w:rPr>
+          <w:lang w:val="en-US"/>
+        </w:rPr>
+        <w:t>CurrentUser</w:t>
+      </w:r>
+      <w:proofErr w:type="spellEnd"/>
+      <w:r>
+        <w:rPr>
+          <w:lang w:val="en-US"/>
+        </w:rPr>
+        <w:t xml:space="preserve">, JWT, </w:t>
+      </w:r>
+      <w:proofErr w:type="spellStart"/>
+      <w:r>
+        <w:rPr>
+          <w:lang w:val="en-US"/>
+        </w:rPr>
+        <w:t>OpenRouteServiceClient</w:t>
+      </w:r>
+      <w:proofErr w:type="spellEnd"/>
+      <w:r>
+        <w:rPr>
+          <w:lang w:val="en-US"/>
+        </w:rPr>
+        <w:t xml:space="preserve">, </w:t>
+      </w:r>
+      <w:proofErr w:type="spellStart"/>
+      <w:r>
+        <w:rPr>
+          <w:lang w:val="en-US"/>
+        </w:rPr>
+        <w:t>TourService</w:t>
+      </w:r>
+      <w:proofErr w:type="spellEnd"/>
+      <w:r>
+        <w:rPr>
+          <w:lang w:val="en-US"/>
+        </w:rPr>
+        <w:t xml:space="preserve">, </w:t>
+      </w:r>
+      <w:proofErr w:type="spellStart"/>
+      <w:r>
+        <w:rPr>
+          <w:lang w:val="en-US"/>
+        </w:rPr>
+        <w:t>TourLogService</w:t>
+      </w:r>
+      <w:proofErr w:type="spellEnd"/>
+      <w:r>
+        <w:rPr>
+          <w:lang w:val="en-US"/>
+        </w:rPr>
+        <w:t xml:space="preserve">, </w:t>
+      </w:r>
+      <w:proofErr w:type="spellStart"/>
+      <w:r>
+        <w:rPr>
+          <w:lang w:val="en-US"/>
+        </w:rPr>
+        <w:t>TourSearchService</w:t>
+      </w:r>
+      <w:proofErr w:type="spellEnd"/>
+      <w:r>
+        <w:rPr>
+          <w:lang w:val="en-US"/>
+        </w:rPr>
+        <w:t xml:space="preserve">, </w:t>
+      </w:r>
+      <w:proofErr w:type="spellStart"/>
+      <w:r>
+        <w:rPr>
+          <w:lang w:val="en-US"/>
+        </w:rPr>
+        <w:t>StatsService</w:t>
+      </w:r>
+      <w:proofErr w:type="spellEnd"/>
+      <w:r>
+        <w:rPr>
+          <w:lang w:val="en-US"/>
+        </w:rPr>
+        <w:t xml:space="preserve"> und </w:t>
+      </w:r>
+      <w:proofErr w:type="spellStart"/>
+      <w:r>
+        <w:rPr>
+          <w:lang w:val="en-US"/>
+        </w:rPr>
+        <w:t>ImageStorageService</w:t>
+      </w:r>
+      <w:proofErr w:type="spellEnd"/>
+      <w:r>
+        <w:rPr>
+          <w:lang w:val="en-US"/>
+        </w:rPr>
+        <w:t xml:space="preserve"> | ca. 10 h | Service-</w:t>
+      </w:r>
+      <w:proofErr w:type="spellStart"/>
+      <w:r>
+        <w:rPr>
+          <w:lang w:val="en-US"/>
+        </w:rPr>
+        <w:t>Implementierungen</w:t>
+      </w:r>
+      <w:proofErr w:type="spellEnd"/>
+      <w:r>
+        <w:rPr>
+          <w:lang w:val="en-US"/>
+        </w:rPr>
+        <w:t xml:space="preserve"> und ORS/Image/Search/Stats</w:t>
+      </w:r>
+    </w:p>
+    <w:p>
+      <w:pPr>
+        <w:rPr>
+          <w:lang w:val="en-US"/>
+        </w:rPr>
+      </w:pPr>
+      <w:r>
+        <w:rPr>
+          <w:lang w:val="en-US"/>
+        </w:rPr>
         <w:lastRenderedPageBreak/>
-        <w:t>11. Uniq</w:t>
+        <w:t>Lukas</w:t>
+      </w:r>
+      <w:r>
+        <w:rPr>
+          <w:lang w:val="en-US"/>
+        </w:rPr>
+        <w:t xml:space="preserve">: </w:t>
+      </w:r>
+      <w:r>
+        <w:rPr>
+          <w:lang w:val="en-US"/>
+        </w:rPr>
+        <w:t xml:space="preserve"> REST-Controller, Import/Export-Service und Helper </w:t>
+      </w:r>
+      <w:proofErr w:type="spellStart"/>
+      <w:r>
+        <w:rPr>
+          <w:lang w:val="en-US"/>
+        </w:rPr>
+        <w:t>erg</w:t>
+      </w:r>
+      <w:r>
+        <w:rPr>
+          <w:lang w:val="en-US"/>
+        </w:rPr>
+        <w:t>ä</w:t>
+      </w:r>
+      <w:r>
+        <w:rPr>
+          <w:lang w:val="en-US"/>
+        </w:rPr>
+        <w:t>nzt</w:t>
+      </w:r>
+      <w:proofErr w:type="spellEnd"/>
+      <w:r>
+        <w:rPr>
+          <w:lang w:val="en-US"/>
+        </w:rPr>
+        <w:t xml:space="preserve">, </w:t>
+      </w:r>
+      <w:proofErr w:type="spellStart"/>
+      <w:r>
+        <w:rPr>
+          <w:lang w:val="en-US"/>
+        </w:rPr>
+        <w:t>WebConfig</w:t>
+      </w:r>
+      <w:proofErr w:type="spellEnd"/>
+      <w:r>
+        <w:rPr>
+          <w:lang w:val="en-US"/>
+        </w:rPr>
+        <w:t xml:space="preserve"> </w:t>
+      </w:r>
+      <w:proofErr w:type="spellStart"/>
+      <w:r>
+        <w:rPr>
+          <w:lang w:val="en-US"/>
+        </w:rPr>
+        <w:t>bereinigt</w:t>
+      </w:r>
+      <w:proofErr w:type="spellEnd"/>
+      <w:r>
+        <w:rPr>
+          <w:lang w:val="en-US"/>
+        </w:rPr>
+        <w:t xml:space="preserve">, Backend-Testabdeckung stark </w:t>
+      </w:r>
+      <w:proofErr w:type="spellStart"/>
+      <w:r>
+        <w:rPr>
+          <w:lang w:val="en-US"/>
+        </w:rPr>
+        <w:t>erweitert</w:t>
+      </w:r>
+      <w:proofErr w:type="spellEnd"/>
+      <w:r>
+        <w:rPr>
+          <w:lang w:val="en-US"/>
+        </w:rPr>
+        <w:t xml:space="preserve"> | ca. 9 h | auth/tour/log/stats/image/import-export controllers, import/export service, backend tests</w:t>
+      </w:r>
+    </w:p>
+    <w:p>
+      <w:r>
+        <w:t>Franziska</w:t>
+      </w:r>
+      <w:r>
+        <w:t xml:space="preserve">: </w:t>
+      </w:r>
+      <w:r>
+        <w:t xml:space="preserve"> Angular-Konfiguration und globales Styling aktualisiert | ca. 1,5 h | Angular-Konfiguration, globale Styles und index.html angepasst, damit die ne</w:t>
       </w:r>
       <w:r>
         <w:t>ue</w:t>
       </w:r>
       <w:r>
-        <w:t xml:space="preserve"> Feature: </w:t>
-      </w:r>
-      <w:proofErr w:type="spellStart"/>
-      <w:r>
-        <w:t>Statistics</w:t>
-      </w:r>
-      <w:proofErr w:type="spellEnd"/>
-      <w:r>
-        <w:t xml:space="preserve"> Dashboard</w:t>
-      </w:r>
-    </w:p>
-    <w:p>
-      <w:r>
-        <w:t>Das Uniq</w:t>
+        <w:t xml:space="preserve"> Frontend-Struktur sauber eingebunden ist.</w:t>
+      </w:r>
+    </w:p>
+    <w:p>
+      <w:r>
+        <w:t>Franziska</w:t>
+      </w:r>
+      <w:r>
+        <w:t xml:space="preserve">: </w:t>
+      </w:r>
+      <w:r>
+        <w:t xml:space="preserve"> Frontend-Core-Struktur erstellt | ca. 3 h | Gemeinsame Models, API-Clients und Formatierungslogik für Tourdaten angelegt. Dadurch wurde die Kommunikation mit dem Backend zentralisiert und wiederverwendbar gemacht.</w:t>
+      </w:r>
+    </w:p>
+    <w:p>
+      <w:r>
+        <w:t>Franziska</w:t>
+      </w:r>
+      <w:r>
+        <w:t xml:space="preserve">: </w:t>
+      </w:r>
+      <w:r>
+        <w:t xml:space="preserve"> Authentifizierung im Frontend umgesetzt | ca. 3,5 h | Auth-Service, Auth-Interceptor, Auth-Guard sowie Login- und Register-Seiten erstellt. Dadurch können geschützte Routen und JWT-basierte </w:t>
+      </w:r>
+      <w:proofErr w:type="spellStart"/>
+      <w:r>
+        <w:t>Requests</w:t>
+      </w:r>
+      <w:proofErr w:type="spellEnd"/>
+      <w:r>
+        <w:t xml:space="preserve"> verwendet werden.</w:t>
+      </w:r>
+    </w:p>
+    <w:p>
+      <w:r>
+        <w:t>Franziska</w:t>
+      </w:r>
+      <w:r>
+        <w:t xml:space="preserve">: </w:t>
+      </w:r>
+      <w:r>
+        <w:t xml:space="preserve"> Signal-basiertes Tours </w:t>
+      </w:r>
+      <w:proofErr w:type="spellStart"/>
+      <w:r>
+        <w:t>ViewModel</w:t>
+      </w:r>
+      <w:proofErr w:type="spellEnd"/>
+      <w:r>
+        <w:t xml:space="preserve"> implementiert | ca. 2,5 h | </w:t>
+      </w:r>
+      <w:proofErr w:type="spellStart"/>
+      <w:r>
+        <w:t>ViewModel</w:t>
+      </w:r>
+      <w:proofErr w:type="spellEnd"/>
+      <w:r>
+        <w:t xml:space="preserve"> für Touren erstellt, um Ladezustand, ausgewählte Tour, Suchergebnisse, Fehler und UI-Aktionen zentral zu verwalten.</w:t>
+      </w:r>
+    </w:p>
+    <w:p>
+      <w:r>
+        <w:t>Franziska</w:t>
+      </w:r>
+      <w:r>
+        <w:t xml:space="preserve">: </w:t>
+      </w:r>
+      <w:r>
+        <w:t xml:space="preserve"> Tour-Übersicht, Liste und Detailansicht umgesetzt | ca. 5 h | </w:t>
+      </w:r>
+      <w:r>
+        <w:t>Neue</w:t>
+      </w:r>
+      <w:r>
+        <w:t xml:space="preserve"> Tour-Seite mit Tourliste und Detailkomponente erstellt. Anzeige von Tourdaten, Auswahlzustand und Detailinformationen </w:t>
+      </w:r>
+      <w:proofErr w:type="gramStart"/>
+      <w:r>
+        <w:t>an die ne</w:t>
       </w:r>
       <w:r>
         <w:t>ue</w:t>
       </w:r>
       <w:r>
-        <w:t xml:space="preserve"> Feature der Anwendung ist das Statistik-Dashboard. Es </w:t>
-      </w:r>
-      <w:r>
-        <w:t>vereint</w:t>
-      </w:r>
-      <w:r>
-        <w:t xml:space="preserve"> alle Touren und Logs eines Benutzers und stellt wichtige Kennzahlen </w:t>
-      </w:r>
-      <w:r>
-        <w:t>ü</w:t>
-      </w:r>
-      <w:r>
-        <w:t>bersichtlich dar.</w:t>
-      </w:r>
-    </w:p>
-    <w:p>
-      <w:r>
-        <w:t>Angezeigt werden Gesamtanzahl der Touren und Logs, geplante Tourdistanz, tats</w:t>
-      </w:r>
-      <w:r>
-        <w:t>ä</w:t>
-      </w:r>
-      <w:r>
-        <w:t xml:space="preserve">chlich geloggte Distanz, geloggte Zeit, durchschnittliche Bewertung, Schwierigkeitsverteilung, Bewertungsverteilung, Touren nach Transporttyp, geloggte Distanz </w:t>
-      </w:r>
-      <w:r>
-        <w:t>ü</w:t>
-      </w:r>
-      <w:r>
-        <w:t xml:space="preserve">ber Zeit und ein Ranking der beliebtesten Touren </w:t>
-      </w:r>
-      <w:r>
-        <w:t>mit Child</w:t>
-      </w:r>
-      <w:r>
-        <w:t>-</w:t>
-      </w:r>
-      <w:proofErr w:type="spellStart"/>
-      <w:r>
-        <w:t>friendliness</w:t>
-      </w:r>
-      <w:proofErr w:type="spellEnd"/>
-      <w:r>
-        <w:t>-Label.</w:t>
-      </w:r>
-    </w:p>
-    <w:p>
-      <w:r>
-        <w:t>Das Feature</w:t>
-      </w:r>
-      <w:r>
-        <w:t xml:space="preserve"> verwendet mehrere Teile der Anwendung gleichzeitig: Persistenz, Logs, berechnete Attribute, Aggregationslogik, DTOs, API-Service, </w:t>
+        <w:t xml:space="preserve"> Core</w:t>
+      </w:r>
+      <w:proofErr w:type="gramEnd"/>
+      <w:r>
+        <w:t>/API-Struktur angebunden.</w:t>
+      </w:r>
+    </w:p>
+    <w:p>
+      <w:r>
+        <w:t>Franziska</w:t>
+      </w:r>
+      <w:r>
+        <w:t xml:space="preserve">: </w:t>
+      </w:r>
+      <w:r>
+        <w:t xml:space="preserve"> Tour-Formular und Tour-Logs umgesetzt | ca. 4,5 h | Komponenten zum Erstellen und Bearbeiten von Touren sowie zum Verwalten von Tour-Logs erstellt. Formularlogik, Validierung und API-Anbindung umgesetzt.</w:t>
+      </w:r>
+    </w:p>
+    <w:p>
+      <w:r>
+        <w:t>Franziska</w:t>
+      </w:r>
+      <w:r>
+        <w:t>:</w:t>
+      </w:r>
+      <w:r>
+        <w:t xml:space="preserve"> Statistik-Feature und </w:t>
+      </w:r>
+      <w:proofErr w:type="spellStart"/>
+      <w:r>
+        <w:t>Shared</w:t>
+      </w:r>
+      <w:proofErr w:type="spellEnd"/>
+      <w:r>
+        <w:t xml:space="preserve"> UI Components erstellt | ca. 4 h | Statistik-Seite mit </w:t>
       </w:r>
       <w:proofErr w:type="spellStart"/>
       <w:r>
@@ -3846,1222 +5114,126 @@
       </w:r>
       <w:proofErr w:type="spellEnd"/>
       <w:r>
-        <w:t xml:space="preserve"> und wiederverwendbare Chart-Komponenten</w:t>
-      </w:r>
-      <w:r>
-        <w:t xml:space="preserve"> und macht sie übersichtlich darstellbar. </w:t>
-      </w:r>
-    </w:p>
-    <w:p>
-      <w:pPr>
-        <w:pStyle w:val="Heading1"/>
-      </w:pPr>
-      <w:r>
-        <w:t>12. Zeiterfassung</w:t>
-      </w:r>
-    </w:p>
-    <w:p>
-      <w:r>
-        <w:t>Lukas</w:t>
+        <w:t xml:space="preserve"> angebunden und wiederverwendbare UI-Komponenten wie </w:t>
+      </w:r>
+      <w:proofErr w:type="spellStart"/>
+      <w:r>
+        <w:t>ActionButton</w:t>
+      </w:r>
+      <w:proofErr w:type="spellEnd"/>
+      <w:r>
+        <w:t xml:space="preserve">, </w:t>
+      </w:r>
+      <w:proofErr w:type="spellStart"/>
+      <w:r>
+        <w:t>BarChart</w:t>
+      </w:r>
+      <w:proofErr w:type="spellEnd"/>
+      <w:r>
+        <w:t xml:space="preserve"> und </w:t>
+      </w:r>
+      <w:proofErr w:type="spellStart"/>
+      <w:r>
+        <w:t>StatCard</w:t>
+      </w:r>
+      <w:proofErr w:type="spellEnd"/>
+      <w:r>
+        <w:t xml:space="preserve"> ergänzt.</w:t>
+      </w:r>
+    </w:p>
+    <w:p>
+      <w:r>
+        <w:t>Franziska</w:t>
       </w:r>
       <w:r>
         <w:t xml:space="preserve">: </w:t>
       </w:r>
       <w:r>
-        <w:t xml:space="preserve"> Repository angelegt und initialer Projektstand vorbereitet</w:t>
-      </w:r>
-      <w:r>
-        <w:t>, Projektsetup, README, erster Angular-Frontend-</w:t>
-      </w:r>
-      <w:proofErr w:type="spellStart"/>
-      <w:r>
-        <w:t>Draft</w:t>
-      </w:r>
-      <w:proofErr w:type="spellEnd"/>
-      <w:r>
-        <w:t xml:space="preserve"> und Grundstruktur</w:t>
-      </w:r>
-      <w:r>
-        <w:t xml:space="preserve"> | ca. </w:t>
-      </w:r>
-      <w:r>
-        <w:t>6</w:t>
-      </w:r>
-      <w:r>
-        <w:t xml:space="preserve"> h | Initial </w:t>
-      </w:r>
-      <w:proofErr w:type="spellStart"/>
-      <w:r>
-        <w:t>commit</w:t>
-      </w:r>
-      <w:proofErr w:type="spellEnd"/>
-      <w:r>
-        <w:t xml:space="preserve">, </w:t>
-      </w:r>
-      <w:r>
-        <w:t xml:space="preserve">initial </w:t>
-      </w:r>
-      <w:proofErr w:type="spellStart"/>
-      <w:r>
-        <w:t>setup</w:t>
-      </w:r>
-      <w:proofErr w:type="spellEnd"/>
-      <w:r>
-        <w:t xml:space="preserve">, </w:t>
-      </w:r>
-      <w:proofErr w:type="spellStart"/>
-      <w:r>
-        <w:t>first</w:t>
-      </w:r>
-      <w:proofErr w:type="spellEnd"/>
-      <w:r>
-        <w:t xml:space="preserve"> draft </w:t>
-      </w:r>
-      <w:proofErr w:type="spellStart"/>
-      <w:r>
-        <w:t>of</w:t>
-      </w:r>
-      <w:proofErr w:type="spellEnd"/>
-      <w:r>
-        <w:t xml:space="preserve"> frontend, README </w:t>
-      </w:r>
-      <w:proofErr w:type="spellStart"/>
-      <w:r>
-        <w:t>commits</w:t>
-      </w:r>
-      <w:proofErr w:type="spellEnd"/>
-    </w:p>
-    <w:p>
-      <w:r>
-        <w:t>Lukas</w:t>
+        <w:t xml:space="preserve"> App-Routing und Root Layout aktualisiert | ca. 2 h | Routing auf Login, Register, Tours und Stats angepasst. Root-Komponente und Layout auf die </w:t>
+      </w:r>
+      <w:r>
+        <w:t>neue</w:t>
+      </w:r>
+      <w:r>
+        <w:t xml:space="preserve"> Feature-Struktur umgestellt.</w:t>
+      </w:r>
+    </w:p>
+    <w:p>
+      <w:r>
+        <w:t>Franziska</w:t>
       </w:r>
       <w:r>
         <w:t xml:space="preserve">: </w:t>
       </w:r>
       <w:r>
-        <w:t xml:space="preserve">Frontend-Design verbessert, Komponentenverwendung </w:t>
-      </w:r>
-      <w:r>
-        <w:t>ü</w:t>
-      </w:r>
-      <w:r>
-        <w:t xml:space="preserve">berarbeitet, </w:t>
-      </w:r>
-      <w:proofErr w:type="spellStart"/>
-      <w:r>
-        <w:t>ActionButton</w:t>
-      </w:r>
-      <w:proofErr w:type="spellEnd"/>
-      <w:r>
-        <w:t xml:space="preserve">-Styling, </w:t>
-      </w:r>
-      <w:proofErr w:type="spellStart"/>
-      <w:r>
-        <w:t>Leaflet</w:t>
-      </w:r>
-      <w:proofErr w:type="spellEnd"/>
-      <w:r>
-        <w:t>-Karte eingebunden | ca. 5 h | Frontend design/</w:t>
-      </w:r>
-      <w:proofErr w:type="spellStart"/>
-      <w:r>
-        <w:t>component</w:t>
-      </w:r>
-      <w:proofErr w:type="spellEnd"/>
-      <w:r>
-        <w:t xml:space="preserve"> </w:t>
-      </w:r>
-      <w:proofErr w:type="spellStart"/>
-      <w:r>
-        <w:t>usage</w:t>
-      </w:r>
-      <w:proofErr w:type="spellEnd"/>
-      <w:r>
-        <w:t xml:space="preserve">, </w:t>
-      </w:r>
-      <w:proofErr w:type="spellStart"/>
-      <w:r>
-        <w:t>colors</w:t>
-      </w:r>
-      <w:proofErr w:type="spellEnd"/>
-      <w:r>
-        <w:t xml:space="preserve">, </w:t>
-      </w:r>
-      <w:proofErr w:type="spellStart"/>
-      <w:r>
-        <w:t>leaflet</w:t>
-      </w:r>
-      <w:proofErr w:type="spellEnd"/>
-      <w:r>
-        <w:t xml:space="preserve"> </w:t>
-      </w:r>
-      <w:proofErr w:type="spellStart"/>
-      <w:r>
-        <w:t>map</w:t>
-      </w:r>
-      <w:proofErr w:type="spellEnd"/>
-    </w:p>
-    <w:p>
-      <w:r>
-        <w:t xml:space="preserve"> Franziska</w:t>
-      </w:r>
-      <w:r>
-        <w:t xml:space="preserve">: </w:t>
-      </w:r>
-      <w:r>
-        <w:t xml:space="preserve"> Zwischenprotokoll erstellt und README aktualisiert | ca. </w:t>
-      </w:r>
-      <w:r>
-        <w:t>5</w:t>
-      </w:r>
-      <w:r>
-        <w:t xml:space="preserve"> h | </w:t>
-      </w:r>
-      <w:proofErr w:type="spellStart"/>
-      <w:r>
-        <w:t>Added</w:t>
-      </w:r>
-      <w:proofErr w:type="spellEnd"/>
-      <w:r>
-        <w:t xml:space="preserve"> </w:t>
-      </w:r>
-      <w:proofErr w:type="spellStart"/>
-      <w:r>
-        <w:t>protocol</w:t>
-      </w:r>
-      <w:proofErr w:type="spellEnd"/>
-      <w:r>
-        <w:t xml:space="preserve"> and </w:t>
-      </w:r>
-      <w:proofErr w:type="spellStart"/>
-      <w:r>
-        <w:t>updated</w:t>
-      </w:r>
-      <w:proofErr w:type="spellEnd"/>
-      <w:r>
-        <w:t xml:space="preserve"> README</w:t>
-      </w:r>
-    </w:p>
-    <w:p>
-      <w:pPr>
-        <w:rPr>
-          <w:lang w:val="en-US"/>
-        </w:rPr>
-      </w:pPr>
-      <w:r>
-        <w:rPr>
-          <w:lang w:val="en-US"/>
-        </w:rPr>
-        <w:t>Franziska</w:t>
-      </w:r>
-      <w:r>
-        <w:rPr>
-          <w:lang w:val="en-US"/>
-        </w:rPr>
-        <w:t>:</w:t>
-      </w:r>
-      <w:r>
-        <w:rPr>
-          <w:lang w:val="en-US"/>
-        </w:rPr>
-        <w:t xml:space="preserve"> Angular-State f</w:t>
-      </w:r>
-      <w:r>
-        <w:rPr>
-          <w:lang w:val="en-US"/>
-        </w:rPr>
-        <w:t>ü</w:t>
-      </w:r>
-      <w:r>
-        <w:rPr>
-          <w:lang w:val="en-US"/>
-        </w:rPr>
-        <w:t xml:space="preserve">r </w:t>
-      </w:r>
-      <w:proofErr w:type="spellStart"/>
-      <w:r>
-        <w:rPr>
-          <w:lang w:val="en-US"/>
-        </w:rPr>
-        <w:t>showTourForm</w:t>
-      </w:r>
-      <w:proofErr w:type="spellEnd"/>
-      <w:r>
-        <w:rPr>
-          <w:lang w:val="en-US"/>
-        </w:rPr>
-        <w:t xml:space="preserve"> auf Signal </w:t>
-      </w:r>
-      <w:proofErr w:type="spellStart"/>
-      <w:r>
-        <w:rPr>
-          <w:lang w:val="en-US"/>
-        </w:rPr>
-        <w:t>umgestellt</w:t>
-      </w:r>
-      <w:proofErr w:type="spellEnd"/>
-      <w:r>
-        <w:rPr>
-          <w:lang w:val="en-US"/>
-        </w:rPr>
-        <w:t xml:space="preserve"> | ca. 1 h | introduce signal for </w:t>
-      </w:r>
-      <w:proofErr w:type="spellStart"/>
-      <w:r>
-        <w:rPr>
-          <w:lang w:val="en-US"/>
-        </w:rPr>
-        <w:t>showTourForm</w:t>
-      </w:r>
-      <w:proofErr w:type="spellEnd"/>
-    </w:p>
-    <w:p>
-      <w:pPr>
-        <w:rPr>
-          <w:lang w:val="en-US"/>
-        </w:rPr>
-      </w:pPr>
-      <w:r>
-        <w:rPr>
-          <w:lang w:val="en-US"/>
-        </w:rPr>
-        <w:t>Franziska</w:t>
-      </w:r>
-      <w:r>
-        <w:rPr>
-          <w:lang w:val="en-US"/>
-        </w:rPr>
-        <w:t xml:space="preserve">: </w:t>
-      </w:r>
-      <w:r>
-        <w:rPr>
-          <w:lang w:val="en-US"/>
-        </w:rPr>
-        <w:t xml:space="preserve"> </w:t>
-      </w:r>
-      <w:proofErr w:type="spellStart"/>
-      <w:r>
-        <w:rPr>
-          <w:lang w:val="en-US"/>
-        </w:rPr>
-        <w:t>editMode</w:t>
-      </w:r>
-      <w:proofErr w:type="spellEnd"/>
-      <w:r>
-        <w:rPr>
-          <w:lang w:val="en-US"/>
-        </w:rPr>
-        <w:t xml:space="preserve"> auf Signal </w:t>
-      </w:r>
-      <w:proofErr w:type="spellStart"/>
-      <w:r>
-        <w:rPr>
-          <w:lang w:val="en-US"/>
-        </w:rPr>
-        <w:t>umgestellt</w:t>
-      </w:r>
-      <w:proofErr w:type="spellEnd"/>
-      <w:r>
-        <w:rPr>
-          <w:lang w:val="en-US"/>
-        </w:rPr>
-        <w:t xml:space="preserve"> und Angular Template Control Flow </w:t>
-      </w:r>
-      <w:proofErr w:type="spellStart"/>
-      <w:r>
-        <w:rPr>
-          <w:lang w:val="en-US"/>
-        </w:rPr>
-        <w:t>modernisiert</w:t>
-      </w:r>
-      <w:proofErr w:type="spellEnd"/>
-      <w:r>
-        <w:rPr>
-          <w:lang w:val="en-US"/>
-        </w:rPr>
-        <w:t xml:space="preserve"> | ca. 3 h | convert </w:t>
-      </w:r>
-      <w:proofErr w:type="spellStart"/>
-      <w:r>
-        <w:rPr>
-          <w:lang w:val="en-US"/>
-        </w:rPr>
-        <w:t>editMode</w:t>
-      </w:r>
-      <w:proofErr w:type="spellEnd"/>
-      <w:r>
-        <w:rPr>
-          <w:lang w:val="en-US"/>
-        </w:rPr>
-        <w:t xml:space="preserve"> to signal, migrate to new control flow syntax</w:t>
-      </w:r>
-    </w:p>
-    <w:p>
-      <w:pPr>
-        <w:rPr>
-          <w:lang w:val="en-US"/>
-        </w:rPr>
-      </w:pPr>
-      <w:r>
-        <w:rPr>
-          <w:lang w:val="en-US"/>
-        </w:rPr>
-        <w:t>Lukas</w:t>
-      </w:r>
-      <w:r>
-        <w:rPr>
-          <w:lang w:val="en-US"/>
-        </w:rPr>
-        <w:t xml:space="preserve">: </w:t>
-      </w:r>
-      <w:r>
-        <w:rPr>
-          <w:lang w:val="en-US"/>
-        </w:rPr>
-        <w:t xml:space="preserve"> </w:t>
-      </w:r>
-      <w:proofErr w:type="spellStart"/>
-      <w:r>
-        <w:rPr>
-          <w:lang w:val="en-US"/>
-        </w:rPr>
-        <w:t>Koordinatenunterst</w:t>
-      </w:r>
-      <w:r>
-        <w:rPr>
-          <w:lang w:val="en-US"/>
-        </w:rPr>
-        <w:t>ü</w:t>
-      </w:r>
-      <w:r>
-        <w:rPr>
-          <w:lang w:val="en-US"/>
-        </w:rPr>
-        <w:t>tzung</w:t>
-      </w:r>
-      <w:proofErr w:type="spellEnd"/>
-      <w:r>
-        <w:rPr>
-          <w:lang w:val="en-US"/>
-        </w:rPr>
-        <w:t xml:space="preserve"> f</w:t>
-      </w:r>
-      <w:r>
-        <w:rPr>
-          <w:lang w:val="en-US"/>
-        </w:rPr>
-        <w:t>ü</w:t>
-      </w:r>
-      <w:r>
-        <w:rPr>
-          <w:lang w:val="en-US"/>
-        </w:rPr>
-        <w:t xml:space="preserve">r </w:t>
-      </w:r>
-      <w:proofErr w:type="spellStart"/>
-      <w:r>
-        <w:rPr>
-          <w:lang w:val="en-US"/>
-        </w:rPr>
-        <w:t>Tourdaten</w:t>
-      </w:r>
-      <w:proofErr w:type="spellEnd"/>
-      <w:r>
-        <w:rPr>
-          <w:lang w:val="en-US"/>
-        </w:rPr>
-        <w:t xml:space="preserve"> </w:t>
-      </w:r>
-      <w:proofErr w:type="spellStart"/>
-      <w:r>
-        <w:rPr>
-          <w:lang w:val="en-US"/>
-        </w:rPr>
-        <w:t>erg</w:t>
-      </w:r>
-      <w:r>
-        <w:rPr>
-          <w:lang w:val="en-US"/>
-        </w:rPr>
-        <w:t>ä</w:t>
-      </w:r>
-      <w:r>
-        <w:rPr>
-          <w:lang w:val="en-US"/>
-        </w:rPr>
-        <w:t>nzt</w:t>
-      </w:r>
-      <w:proofErr w:type="spellEnd"/>
-      <w:r>
-        <w:rPr>
-          <w:lang w:val="en-US"/>
-        </w:rPr>
-        <w:t xml:space="preserve"> | ca. 2 h | support for saving longitude and latitude</w:t>
-      </w:r>
-    </w:p>
-    <w:p>
-      <w:pPr>
-        <w:rPr>
-          <w:lang w:val="en-US"/>
-        </w:rPr>
-      </w:pPr>
-      <w:r>
-        <w:rPr>
-          <w:lang w:val="en-US"/>
-        </w:rPr>
-        <w:t>Lukas</w:t>
-      </w:r>
-      <w:r>
-        <w:rPr>
-          <w:lang w:val="en-US"/>
-        </w:rPr>
-        <w:t xml:space="preserve">: </w:t>
-      </w:r>
-      <w:r>
-        <w:rPr>
-          <w:lang w:val="en-US"/>
-        </w:rPr>
-        <w:t xml:space="preserve"> Backend-</w:t>
-      </w:r>
-      <w:proofErr w:type="spellStart"/>
-      <w:r>
-        <w:rPr>
-          <w:lang w:val="en-US"/>
-        </w:rPr>
-        <w:t>Struktur</w:t>
-      </w:r>
-      <w:proofErr w:type="spellEnd"/>
-      <w:r>
-        <w:rPr>
-          <w:lang w:val="en-US"/>
-        </w:rPr>
-        <w:t xml:space="preserve"> </w:t>
-      </w:r>
-      <w:proofErr w:type="spellStart"/>
-      <w:r>
-        <w:rPr>
-          <w:lang w:val="en-US"/>
-        </w:rPr>
-        <w:t>entworfen</w:t>
-      </w:r>
-      <w:proofErr w:type="spellEnd"/>
-      <w:r>
-        <w:rPr>
-          <w:lang w:val="en-US"/>
-        </w:rPr>
-        <w:t xml:space="preserve">, Spring Security Dependency </w:t>
-      </w:r>
-      <w:proofErr w:type="spellStart"/>
-      <w:r>
-        <w:rPr>
-          <w:lang w:val="en-US"/>
-        </w:rPr>
-        <w:t>erg</w:t>
-      </w:r>
-      <w:r>
-        <w:rPr>
-          <w:lang w:val="en-US"/>
-        </w:rPr>
-        <w:t>ä</w:t>
-      </w:r>
-      <w:r>
-        <w:rPr>
-          <w:lang w:val="en-US"/>
-        </w:rPr>
-        <w:t>nzt</w:t>
-      </w:r>
-      <w:proofErr w:type="spellEnd"/>
-      <w:r>
-        <w:rPr>
-          <w:lang w:val="en-US"/>
-        </w:rPr>
-        <w:t xml:space="preserve">, </w:t>
-      </w:r>
-      <w:proofErr w:type="spellStart"/>
-      <w:r>
-        <w:rPr>
-          <w:lang w:val="en-US"/>
-        </w:rPr>
-        <w:t>erster</w:t>
-      </w:r>
-      <w:proofErr w:type="spellEnd"/>
-      <w:r>
-        <w:rPr>
-          <w:lang w:val="en-US"/>
-        </w:rPr>
-        <w:t xml:space="preserve"> </w:t>
-      </w:r>
-      <w:proofErr w:type="spellStart"/>
-      <w:r>
-        <w:rPr>
-          <w:lang w:val="en-US"/>
-        </w:rPr>
-        <w:t>Datenbankanbindungsversuch</w:t>
-      </w:r>
-      <w:proofErr w:type="spellEnd"/>
-      <w:r>
-        <w:rPr>
-          <w:lang w:val="en-US"/>
-        </w:rPr>
-        <w:t xml:space="preserve"> | ca. 4 h | backend outline, first backend draft, </w:t>
-      </w:r>
-      <w:proofErr w:type="spellStart"/>
-      <w:r>
-        <w:rPr>
-          <w:lang w:val="en-US"/>
-        </w:rPr>
-        <w:t>db</w:t>
-      </w:r>
-      <w:proofErr w:type="spellEnd"/>
-      <w:r>
-        <w:rPr>
-          <w:lang w:val="en-US"/>
-        </w:rPr>
-        <w:t xml:space="preserve"> connection not working yet</w:t>
-      </w:r>
-    </w:p>
-    <w:p>
-      <w:pPr>
-        <w:rPr>
-          <w:lang w:val="en-US"/>
-        </w:rPr>
-      </w:pPr>
-      <w:r>
-        <w:rPr>
-          <w:lang w:val="en-US"/>
-        </w:rPr>
-        <w:t>Lukas</w:t>
-      </w:r>
-      <w:r>
-        <w:rPr>
-          <w:lang w:val="en-US"/>
-        </w:rPr>
-        <w:t xml:space="preserve">: </w:t>
-      </w:r>
-      <w:r>
-        <w:rPr>
-          <w:lang w:val="en-US"/>
-        </w:rPr>
-        <w:t xml:space="preserve"> Backend final neu </w:t>
-      </w:r>
-      <w:proofErr w:type="spellStart"/>
-      <w:r>
-        <w:rPr>
-          <w:lang w:val="en-US"/>
-        </w:rPr>
-        <w:t>strukturiert</w:t>
-      </w:r>
-      <w:proofErr w:type="spellEnd"/>
-      <w:r>
-        <w:rPr>
-          <w:lang w:val="en-US"/>
-        </w:rPr>
-        <w:t>: Dependencies, Properties, Logging, REST-Client-</w:t>
-      </w:r>
-      <w:proofErr w:type="spellStart"/>
-      <w:r>
-        <w:rPr>
-          <w:lang w:val="en-US"/>
-        </w:rPr>
-        <w:t>Konfiguration</w:t>
-      </w:r>
-      <w:proofErr w:type="spellEnd"/>
-      <w:r>
-        <w:rPr>
-          <w:lang w:val="en-US"/>
-        </w:rPr>
-        <w:t>, Security Config, JWT-Filter, Exception-</w:t>
-      </w:r>
-      <w:proofErr w:type="spellStart"/>
-      <w:r>
-        <w:rPr>
-          <w:lang w:val="en-US"/>
-        </w:rPr>
-        <w:t>Hierarchie</w:t>
-      </w:r>
-      <w:proofErr w:type="spellEnd"/>
-      <w:r>
-        <w:rPr>
-          <w:lang w:val="en-US"/>
-        </w:rPr>
-        <w:t xml:space="preserve">, </w:t>
-      </w:r>
-      <w:proofErr w:type="spellStart"/>
-      <w:r>
-        <w:rPr>
-          <w:lang w:val="en-US"/>
-        </w:rPr>
-        <w:t>GlobalExceptionHandler</w:t>
-      </w:r>
-      <w:proofErr w:type="spellEnd"/>
-      <w:r>
-        <w:rPr>
-          <w:lang w:val="en-US"/>
-        </w:rPr>
-        <w:t xml:space="preserve">, Entities und Tour-DTOs | ca. 8 h | </w:t>
-      </w:r>
-      <w:proofErr w:type="spellStart"/>
-      <w:r>
-        <w:rPr>
-          <w:lang w:val="en-US"/>
-        </w:rPr>
-        <w:t>mehrere</w:t>
-      </w:r>
-      <w:proofErr w:type="spellEnd"/>
-      <w:r>
-        <w:rPr>
-          <w:lang w:val="en-US"/>
-        </w:rPr>
-        <w:t xml:space="preserve"> Backend-</w:t>
-      </w:r>
-      <w:proofErr w:type="spellStart"/>
-      <w:r>
-        <w:rPr>
-          <w:lang w:val="en-US"/>
-        </w:rPr>
-        <w:t>Konfigurations</w:t>
-      </w:r>
-      <w:proofErr w:type="spellEnd"/>
-      <w:r>
-        <w:rPr>
-          <w:lang w:val="en-US"/>
-        </w:rPr>
-        <w:t xml:space="preserve">- und </w:t>
-      </w:r>
-      <w:proofErr w:type="spellStart"/>
-      <w:r>
-        <w:rPr>
-          <w:lang w:val="en-US"/>
-        </w:rPr>
-        <w:t>Strukturcommits</w:t>
-      </w:r>
-      <w:proofErr w:type="spellEnd"/>
-    </w:p>
-    <w:p>
-      <w:pPr>
-        <w:rPr>
-          <w:lang w:val="en-US"/>
-        </w:rPr>
-      </w:pPr>
-      <w:r>
-        <w:rPr>
-          <w:lang w:val="en-US"/>
-        </w:rPr>
-        <w:t>Lukas</w:t>
-      </w:r>
-      <w:r>
-        <w:rPr>
-          <w:lang w:val="en-US"/>
-        </w:rPr>
-        <w:t xml:space="preserve">: </w:t>
-      </w:r>
-      <w:r>
-        <w:rPr>
-          <w:lang w:val="en-US"/>
-        </w:rPr>
-        <w:t xml:space="preserve">DTOs, Mapper, </w:t>
-      </w:r>
-      <w:proofErr w:type="spellStart"/>
-      <w:r>
-        <w:rPr>
-          <w:lang w:val="en-US"/>
-        </w:rPr>
-        <w:t>benutzerbezogene</w:t>
-      </w:r>
-      <w:proofErr w:type="spellEnd"/>
-      <w:r>
-        <w:rPr>
-          <w:lang w:val="en-US"/>
-        </w:rPr>
-        <w:t xml:space="preserve"> Repositories und </w:t>
-      </w:r>
-      <w:proofErr w:type="spellStart"/>
-      <w:r>
-        <w:rPr>
-          <w:lang w:val="en-US"/>
-        </w:rPr>
-        <w:t>berechnete</w:t>
-      </w:r>
-      <w:proofErr w:type="spellEnd"/>
-      <w:r>
-        <w:rPr>
-          <w:lang w:val="en-US"/>
-        </w:rPr>
-        <w:t xml:space="preserve"> Attribute </w:t>
-      </w:r>
-      <w:proofErr w:type="spellStart"/>
-      <w:r>
-        <w:rPr>
-          <w:lang w:val="en-US"/>
-        </w:rPr>
-        <w:t>implementiert</w:t>
-      </w:r>
-      <w:proofErr w:type="spellEnd"/>
-      <w:r>
-        <w:rPr>
-          <w:lang w:val="en-US"/>
-        </w:rPr>
-        <w:t xml:space="preserve"> | ca. 7 h | auth/log/error/image/import/stats DTOs, repositories, mappers, computed attributes</w:t>
-      </w:r>
-    </w:p>
-    <w:p>
-      <w:pPr>
-        <w:rPr>
-          <w:lang w:val="en-US"/>
-        </w:rPr>
-      </w:pPr>
-      <w:r>
-        <w:rPr>
-          <w:lang w:val="en-US"/>
-        </w:rPr>
-        <w:t>Lukas</w:t>
-      </w:r>
-      <w:r>
-        <w:rPr>
-          <w:lang w:val="en-US"/>
-        </w:rPr>
-        <w:t>:</w:t>
-      </w:r>
-      <w:r>
-        <w:rPr>
-          <w:lang w:val="en-US"/>
-        </w:rPr>
-        <w:t xml:space="preserve"> </w:t>
-      </w:r>
-      <w:proofErr w:type="spellStart"/>
-      <w:r>
-        <w:rPr>
-          <w:lang w:val="en-US"/>
-        </w:rPr>
-        <w:t>Zentrale</w:t>
-      </w:r>
-      <w:proofErr w:type="spellEnd"/>
-      <w:r>
-        <w:rPr>
-          <w:lang w:val="en-US"/>
-        </w:rPr>
-        <w:t xml:space="preserve"> Business-Services </w:t>
-      </w:r>
-      <w:proofErr w:type="spellStart"/>
-      <w:r>
-        <w:rPr>
-          <w:lang w:val="en-US"/>
-        </w:rPr>
-        <w:t>implementiert</w:t>
-      </w:r>
-      <w:proofErr w:type="spellEnd"/>
-      <w:r>
-        <w:rPr>
-          <w:lang w:val="en-US"/>
-        </w:rPr>
-        <w:t xml:space="preserve">: Auth, </w:t>
-      </w:r>
-      <w:proofErr w:type="spellStart"/>
-      <w:r>
-        <w:rPr>
-          <w:lang w:val="en-US"/>
-        </w:rPr>
-        <w:t>CurrentUser</w:t>
-      </w:r>
-      <w:proofErr w:type="spellEnd"/>
-      <w:r>
-        <w:rPr>
-          <w:lang w:val="en-US"/>
-        </w:rPr>
-        <w:t xml:space="preserve">, JWT, </w:t>
-      </w:r>
-      <w:proofErr w:type="spellStart"/>
-      <w:r>
-        <w:rPr>
-          <w:lang w:val="en-US"/>
-        </w:rPr>
-        <w:t>OpenRouteServiceClient</w:t>
-      </w:r>
-      <w:proofErr w:type="spellEnd"/>
-      <w:r>
-        <w:rPr>
-          <w:lang w:val="en-US"/>
-        </w:rPr>
-        <w:t xml:space="preserve">, </w:t>
-      </w:r>
-      <w:proofErr w:type="spellStart"/>
-      <w:r>
-        <w:rPr>
-          <w:lang w:val="en-US"/>
-        </w:rPr>
-        <w:t>TourService</w:t>
-      </w:r>
-      <w:proofErr w:type="spellEnd"/>
-      <w:r>
-        <w:rPr>
-          <w:lang w:val="en-US"/>
-        </w:rPr>
-        <w:t xml:space="preserve">, </w:t>
-      </w:r>
-      <w:proofErr w:type="spellStart"/>
-      <w:r>
-        <w:rPr>
-          <w:lang w:val="en-US"/>
-        </w:rPr>
-        <w:t>TourLogService</w:t>
-      </w:r>
-      <w:proofErr w:type="spellEnd"/>
-      <w:r>
-        <w:rPr>
-          <w:lang w:val="en-US"/>
-        </w:rPr>
-        <w:t xml:space="preserve">, </w:t>
-      </w:r>
-      <w:proofErr w:type="spellStart"/>
-      <w:r>
-        <w:rPr>
-          <w:lang w:val="en-US"/>
-        </w:rPr>
-        <w:t>TourSearchService</w:t>
-      </w:r>
-      <w:proofErr w:type="spellEnd"/>
-      <w:r>
-        <w:rPr>
-          <w:lang w:val="en-US"/>
-        </w:rPr>
-        <w:t xml:space="preserve">, </w:t>
-      </w:r>
-      <w:proofErr w:type="spellStart"/>
-      <w:r>
-        <w:rPr>
-          <w:lang w:val="en-US"/>
-        </w:rPr>
-        <w:t>StatsService</w:t>
-      </w:r>
-      <w:proofErr w:type="spellEnd"/>
-      <w:r>
-        <w:rPr>
-          <w:lang w:val="en-US"/>
-        </w:rPr>
-        <w:t xml:space="preserve"> und </w:t>
-      </w:r>
-      <w:proofErr w:type="spellStart"/>
-      <w:r>
-        <w:rPr>
-          <w:lang w:val="en-US"/>
-        </w:rPr>
-        <w:t>ImageStorageService</w:t>
-      </w:r>
-      <w:proofErr w:type="spellEnd"/>
-      <w:r>
-        <w:rPr>
-          <w:lang w:val="en-US"/>
-        </w:rPr>
-        <w:t xml:space="preserve"> | ca. 10 h | Service-</w:t>
-      </w:r>
-      <w:proofErr w:type="spellStart"/>
-      <w:r>
-        <w:rPr>
-          <w:lang w:val="en-US"/>
-        </w:rPr>
-        <w:t>Implementierungen</w:t>
-      </w:r>
-      <w:proofErr w:type="spellEnd"/>
-      <w:r>
-        <w:rPr>
-          <w:lang w:val="en-US"/>
-        </w:rPr>
-        <w:t xml:space="preserve"> und ORS/Image/Search/Stats</w:t>
-      </w:r>
-    </w:p>
-    <w:p>
-      <w:pPr>
-        <w:rPr>
-          <w:lang w:val="en-US"/>
-        </w:rPr>
-      </w:pPr>
-      <w:r>
-        <w:rPr>
-          <w:lang w:val="en-US"/>
-        </w:rPr>
-        <w:t>Lukas</w:t>
-      </w:r>
-      <w:r>
-        <w:rPr>
-          <w:lang w:val="en-US"/>
-        </w:rPr>
-        <w:t xml:space="preserve">: </w:t>
-      </w:r>
-      <w:r>
-        <w:rPr>
-          <w:lang w:val="en-US"/>
-        </w:rPr>
-        <w:t xml:space="preserve"> REST-Controller, Import/Export-Service und Helper </w:t>
-      </w:r>
-      <w:proofErr w:type="spellStart"/>
-      <w:r>
-        <w:rPr>
-          <w:lang w:val="en-US"/>
-        </w:rPr>
-        <w:t>erg</w:t>
-      </w:r>
-      <w:r>
-        <w:rPr>
-          <w:lang w:val="en-US"/>
-        </w:rPr>
-        <w:t>ä</w:t>
-      </w:r>
-      <w:r>
-        <w:rPr>
-          <w:lang w:val="en-US"/>
-        </w:rPr>
-        <w:t>nzt</w:t>
-      </w:r>
-      <w:proofErr w:type="spellEnd"/>
-      <w:r>
-        <w:rPr>
-          <w:lang w:val="en-US"/>
-        </w:rPr>
-        <w:t xml:space="preserve">, </w:t>
-      </w:r>
-      <w:proofErr w:type="spellStart"/>
-      <w:r>
-        <w:rPr>
-          <w:lang w:val="en-US"/>
-        </w:rPr>
-        <w:t>WebConfig</w:t>
-      </w:r>
-      <w:proofErr w:type="spellEnd"/>
-      <w:r>
-        <w:rPr>
-          <w:lang w:val="en-US"/>
-        </w:rPr>
-        <w:t xml:space="preserve"> </w:t>
-      </w:r>
-      <w:proofErr w:type="spellStart"/>
-      <w:r>
-        <w:rPr>
-          <w:lang w:val="en-US"/>
-        </w:rPr>
-        <w:t>bereinigt</w:t>
-      </w:r>
-      <w:proofErr w:type="spellEnd"/>
-      <w:r>
-        <w:rPr>
-          <w:lang w:val="en-US"/>
-        </w:rPr>
-        <w:t xml:space="preserve">, Backend-Testabdeckung stark </w:t>
-      </w:r>
-      <w:proofErr w:type="spellStart"/>
-      <w:r>
-        <w:rPr>
-          <w:lang w:val="en-US"/>
-        </w:rPr>
-        <w:t>erweitert</w:t>
-      </w:r>
-      <w:proofErr w:type="spellEnd"/>
-      <w:r>
-        <w:rPr>
-          <w:lang w:val="en-US"/>
-        </w:rPr>
-        <w:t xml:space="preserve"> | ca. 9 h | auth/tour/log/stats/image/import-export controllers, import/export service, backend tests</w:t>
-      </w:r>
-    </w:p>
-    <w:p>
-      <w:r>
-        <w:lastRenderedPageBreak/>
-        <w:t>Franziska</w:t>
-      </w:r>
-      <w:r>
-        <w:t xml:space="preserve">: </w:t>
-      </w:r>
-      <w:r>
-        <w:t xml:space="preserve"> Angular-Konfiguration und globales Styling aktualisiert | ca. 1,5 h | Angular-Konfiguration, globale Styles und index.html angepasst, damit die ne</w:t>
-      </w:r>
-      <w:r>
-        <w:t>ue</w:t>
-      </w:r>
-      <w:r>
-        <w:t xml:space="preserve"> Frontend-Struktur sauber eingebunden ist.</w:t>
-      </w:r>
-    </w:p>
-    <w:p>
-      <w:r>
-        <w:t>Franziska</w:t>
-      </w:r>
-      <w:r>
-        <w:t xml:space="preserve">: </w:t>
-      </w:r>
-      <w:r>
-        <w:t xml:space="preserve"> Frontend-Core-Struktur erstellt | ca. 3 h | Gemeinsame Models, API-Clients und Formatierungslogik für Tourdaten angelegt. Dadurch wurde die Kommunikation mit dem Backend zentralisiert und wiederverwendbar gemacht.</w:t>
-      </w:r>
-    </w:p>
-    <w:p>
-      <w:r>
-        <w:t>Franziska</w:t>
-      </w:r>
-      <w:r>
-        <w:t xml:space="preserve">: </w:t>
-      </w:r>
-      <w:r>
-        <w:t xml:space="preserve"> Authentifizierung im Frontend umgesetzt | ca. 3,5 h | Auth-Service, Auth-Interceptor, Auth-Guard sowie Login- und Register-Seiten erstellt. Dadurch können geschützte Routen und JWT-basierte </w:t>
-      </w:r>
-      <w:proofErr w:type="spellStart"/>
-      <w:r>
-        <w:t>Requests</w:t>
-      </w:r>
-      <w:proofErr w:type="spellEnd"/>
-      <w:r>
-        <w:t xml:space="preserve"> verwendet werden.</w:t>
-      </w:r>
-    </w:p>
-    <w:p>
-      <w:r>
-        <w:t>Franziska</w:t>
-      </w:r>
-      <w:r>
-        <w:t xml:space="preserve">: </w:t>
-      </w:r>
-      <w:r>
-        <w:t xml:space="preserve"> Signal-basiertes Tours </w:t>
-      </w:r>
-      <w:proofErr w:type="spellStart"/>
-      <w:r>
-        <w:t>ViewModel</w:t>
-      </w:r>
-      <w:proofErr w:type="spellEnd"/>
-      <w:r>
-        <w:t xml:space="preserve"> implementiert | ca. 2,5 h | </w:t>
-      </w:r>
-      <w:proofErr w:type="spellStart"/>
-      <w:r>
-        <w:t>ViewModel</w:t>
-      </w:r>
-      <w:proofErr w:type="spellEnd"/>
-      <w:r>
-        <w:t xml:space="preserve"> für Touren erstellt, um Ladezustand, ausgewählte Tour, Suchergebnisse, Fehler und UI-Aktionen zentral zu verwalten.</w:t>
-      </w:r>
-    </w:p>
-    <w:p>
-      <w:r>
-        <w:t>Franziska</w:t>
-      </w:r>
-      <w:r>
-        <w:t xml:space="preserve">: </w:t>
-      </w:r>
-      <w:r>
-        <w:t xml:space="preserve"> Tour-Übersicht, Liste und Detailansicht umgesetzt | ca. 5 h | </w:t>
-      </w:r>
-      <w:r>
-        <w:t>Neue</w:t>
-      </w:r>
-      <w:r>
-        <w:t xml:space="preserve"> Tour-Seite mit Tourliste und Detailkomponente erstellt. Anzeige von Tourdaten, Auswahlzustand und Detailinformationen </w:t>
-      </w:r>
-      <w:proofErr w:type="gramStart"/>
-      <w:r>
-        <w:t>an die ne</w:t>
-      </w:r>
-      <w:r>
-        <w:t>ue</w:t>
-      </w:r>
-      <w:r>
-        <w:t xml:space="preserve"> Core</w:t>
-      </w:r>
-      <w:proofErr w:type="gramEnd"/>
-      <w:r>
-        <w:t>/API-Struktur angebunden.</w:t>
-      </w:r>
-    </w:p>
-    <w:p>
-      <w:r>
-        <w:t>Franziska</w:t>
-      </w:r>
-      <w:r>
-        <w:t xml:space="preserve">: </w:t>
-      </w:r>
-      <w:r>
-        <w:t xml:space="preserve"> Tour-Formular und Tour-Logs umgesetzt | ca. 4,5 h | Komponenten zum Erstellen und Bearbeiten von Touren sowie zum Verwalten von Tour-Logs erstellt. Formularlogik, Validierung und API-Anbindung umgesetzt.</w:t>
-      </w:r>
-    </w:p>
-    <w:p>
-      <w:r>
-        <w:t>Franziska</w:t>
-      </w:r>
-      <w:r>
-        <w:t>:</w:t>
-      </w:r>
-      <w:r>
-        <w:t xml:space="preserve"> Statistik-Feature und </w:t>
-      </w:r>
-      <w:proofErr w:type="spellStart"/>
-      <w:r>
-        <w:t>Shared</w:t>
-      </w:r>
-      <w:proofErr w:type="spellEnd"/>
-      <w:r>
-        <w:t xml:space="preserve"> UI Components erstellt | ca. 4 h | Statistik-Seite mit </w:t>
-      </w:r>
-      <w:proofErr w:type="spellStart"/>
-      <w:r>
-        <w:t>ViewModel</w:t>
-      </w:r>
-      <w:proofErr w:type="spellEnd"/>
-      <w:r>
-        <w:t xml:space="preserve"> angebunden und wiederverwendbare UI-Komponenten wie </w:t>
-      </w:r>
-      <w:proofErr w:type="spellStart"/>
-      <w:r>
-        <w:t>ActionButton</w:t>
-      </w:r>
-      <w:proofErr w:type="spellEnd"/>
-      <w:r>
-        <w:t xml:space="preserve">, </w:t>
-      </w:r>
-      <w:proofErr w:type="spellStart"/>
-      <w:r>
-        <w:t>BarChart</w:t>
-      </w:r>
-      <w:proofErr w:type="spellEnd"/>
-      <w:r>
-        <w:t xml:space="preserve"> und </w:t>
-      </w:r>
-      <w:proofErr w:type="spellStart"/>
-      <w:r>
-        <w:t>StatCard</w:t>
-      </w:r>
-      <w:proofErr w:type="spellEnd"/>
-      <w:r>
-        <w:t xml:space="preserve"> ergänzt.</w:t>
-      </w:r>
-    </w:p>
-    <w:p>
-      <w:r>
-        <w:t>Franziska</w:t>
-      </w:r>
-      <w:r>
-        <w:t xml:space="preserve">: </w:t>
-      </w:r>
-      <w:r>
-        <w:t xml:space="preserve"> App-Routing und Root Layout aktualisiert | ca. 2 h | Routing auf Login, Register, Tours und Stats angepasst. Root-Komponente und Layout auf die </w:t>
+        <w:t xml:space="preserve"> Alte Frontend-Struktur entfernt und README aktualisiert | ca. 1,5 h | Veraltete Komponenten, alte Services und alte Models entfernt. README an die </w:t>
       </w:r>
       <w:r>
         <w:t>neue</w:t>
       </w:r>
       <w:r>
-        <w:t xml:space="preserve"> Feature-Struktur umgestellt.</w:t>
-      </w:r>
-    </w:p>
-    <w:p>
-      <w:r>
-        <w:t>Franziska</w:t>
-      </w:r>
-      <w:r>
-        <w:t xml:space="preserve">: </w:t>
-      </w:r>
-      <w:r>
-        <w:t xml:space="preserve"> Alte Frontend-Struktur entfernt und README aktualisiert | ca. 1,5 h | Veraltete Komponenten, alte Services und alte Models entfernt. README an die </w:t>
-      </w:r>
-      <w:r>
-        <w:t>neue</w:t>
-      </w:r>
-      <w:r>
         <w:t xml:space="preserve"> Projektstruktur angepasst.</w:t>
+      </w:r>
+    </w:p>
+    <w:p>
+      <w:r>
+        <w:t xml:space="preserve">Lukas: MVVM-Struktur im Frontend nachgeschärft | ca. 6 h | </w:t>
+      </w:r>
+      <w:proofErr w:type="spellStart"/>
+      <w:r>
+        <w:t>AuthViewModel</w:t>
+      </w:r>
+      <w:proofErr w:type="spellEnd"/>
+      <w:r>
+        <w:t xml:space="preserve"> ergänzt, </w:t>
+      </w:r>
+      <w:proofErr w:type="spellStart"/>
+      <w:r>
+        <w:t>AuthService</w:t>
+      </w:r>
+      <w:proofErr w:type="spellEnd"/>
+      <w:r>
+        <w:t xml:space="preserve"> auf Session-State reduziert, Import/Export in </w:t>
+      </w:r>
+      <w:proofErr w:type="spellStart"/>
+      <w:r>
+        <w:t>ToursViewModel</w:t>
+      </w:r>
+      <w:proofErr w:type="spellEnd"/>
+      <w:r>
+        <w:t xml:space="preserve"> verschoben, </w:t>
+      </w:r>
+      <w:proofErr w:type="spellStart"/>
+      <w:r>
+        <w:t>TourFormViewModel</w:t>
+      </w:r>
+      <w:proofErr w:type="spellEnd"/>
+      <w:r>
+        <w:t xml:space="preserve"> für </w:t>
+      </w:r>
+      <w:proofErr w:type="spellStart"/>
+      <w:r>
+        <w:t>Autocomplete</w:t>
+      </w:r>
+      <w:proofErr w:type="spellEnd"/>
+      <w:r>
+        <w:t xml:space="preserve">, Bild-Upload und DTO-Mapping erstellt, direkte </w:t>
+      </w:r>
+      <w:proofErr w:type="spellStart"/>
+      <w:r>
+        <w:t>Subscriptions</w:t>
+      </w:r>
+      <w:proofErr w:type="spellEnd"/>
+      <w:r>
+        <w:t xml:space="preserve"> aus Komponenten reduziert und </w:t>
+      </w:r>
+      <w:proofErr w:type="spellStart"/>
+      <w:r>
+        <w:t>computed</w:t>
+      </w:r>
+      <w:proofErr w:type="spellEnd"/>
+      <w:r>
+        <w:t xml:space="preserve"> UI-State erweitert.</w:t>
       </w:r>
     </w:p>
     <w:p>
@@ -5093,26 +5265,42 @@
       </w:r>
     </w:p>
     <w:p>
-      <w:r>
-        <w:t>Frontend: ca. 44,5 h</w:t>
-      </w:r>
-    </w:p>
-    <w:p>
-      <w:r>
+      <w:pPr>
+        <w:rPr>
+          <w:lang w:val="en-US"/>
+        </w:rPr>
+      </w:pPr>
+      <w:r>
+        <w:rPr>
+          <w:lang w:val="en-US"/>
+        </w:rPr>
+        <w:t>Frontend: ca. 50,5 h</w:t>
+      </w:r>
+    </w:p>
+    <w:p>
+      <w:pPr>
+        <w:rPr>
+          <w:lang w:val="en-US"/>
+        </w:rPr>
+      </w:pPr>
+      <w:r>
+        <w:rPr>
+          <w:lang w:val="en-US"/>
+        </w:rPr>
         <w:t>Backend: ca. 38 h</w:t>
       </w:r>
     </w:p>
     <w:p>
       <w:r>
+        <w:lastRenderedPageBreak/>
         <w:t>Protokoll/Dokumentation: ca. 8 h</w:t>
       </w:r>
     </w:p>
     <w:p>
       <w:r>
-        <w:t>Gesamt: ca. 90,5 h</w:t>
-      </w:r>
-    </w:p>
-    <w:p/>
+        <w:t>Gesamt: ca. 96,5 h</w:t>
+      </w:r>
+    </w:p>
     <w:sectPr>
       <w:pgSz w:w="11906" w:h="16838"/>
       <w:pgMar w:top="1417" w:right="1417" w:bottom="1134" w:left="1417" w:header="708" w:footer="708" w:gutter="0"/>
